--- a/thclaws-2hr-course/samples/meeting-transcript.docx
+++ b/thclaws-2hr-course/samples/meeting-transcript.docx
@@ -11,20 +11,389 @@
         <w:rPr>
           <w:rFonts w:ascii="Calibri" w:hAnsi="Calibri" w:cs="Noto Sans Thai"/>
         </w:rPr>
-        <w:t xml:space="preserve">บันทึกการประชุมทีมขาย — รายสัปดาห์</w:t>
-      </w:r>
-    </w:p>
-    <w:p>
-      <w:pPr>
-        <w:rPr/>
-      </w:pPr>
-      <w:r>
-        <w:rPr>
-          <w:sz w:val="22"/>
-          <w:szCs w:val="22"/>
-          <w:rFonts w:ascii="Calibri" w:hAnsi="Calibri" w:cs="Noto Sans Thai"/>
-        </w:rPr>
-        <w:t xml:space="preserve">วันที่: 12 สิงหาคม 2026 | ผู้เข้าร่วม: ทีมขาย 6 คน</w:t>
+        <w:t xml:space="preserve">บันทึกการประชุมทีมขายรายสัปดาห์ (ฉบับเต็ม)</w:t>
+      </w:r>
+    </w:p>
+    <w:tbl>
+      <w:tblPr>
+        <w:tblW w:w="0" w:type="auto"/>
+        <w:jc w:val="left"/>
+        <w:tblBorders>
+          <w:top w:val="single" w:sz="2" w:space="0" w:color="000000"/>
+          <w:left w:val="single" w:sz="2" w:space="0" w:color="000000"/>
+          <w:bottom w:val="single" w:sz="2" w:space="0" w:color="000000"/>
+          <w:right w:val="single" w:sz="2" w:space="0" w:color="000000"/>
+          <w:insideH w:val="single" w:sz="2" w:space="0" w:color="000000"/>
+          <w:insideV w:val="single" w:sz="2" w:space="0" w:color="000000"/>
+        </w:tblBorders>
+      </w:tblPr>
+      <w:tblGrid/>
+      <w:tr>
+        <w:trPr/>
+        <w:tc>
+          <w:tcPr/>
+          <w:p>
+            <w:pPr>
+              <w:rPr/>
+            </w:pPr>
+            <w:r>
+              <w:rPr>
+                <w:sz w:val="22"/>
+                <w:szCs w:val="22"/>
+                <w:b/>
+                <w:bCs/>
+                <w:rFonts w:ascii="Calibri" w:hAnsi="Calibri" w:cs="Noto Sans Thai"/>
+              </w:rPr>
+              <w:t xml:space="preserve">รายการ</w:t>
+            </w:r>
+          </w:p>
+        </w:tc>
+        <w:tc>
+          <w:tcPr/>
+          <w:p>
+            <w:pPr>
+              <w:rPr/>
+            </w:pPr>
+            <w:r>
+              <w:rPr>
+                <w:sz w:val="22"/>
+                <w:szCs w:val="22"/>
+                <w:b/>
+                <w:bCs/>
+                <w:rFonts w:ascii="Calibri" w:hAnsi="Calibri" w:cs="Noto Sans Thai"/>
+              </w:rPr>
+              <w:t xml:space="preserve">รายละเอียด</w:t>
+            </w:r>
+          </w:p>
+        </w:tc>
+      </w:tr>
+      <w:tr>
+        <w:trPr/>
+        <w:tc>
+          <w:tcPr/>
+          <w:p>
+            <w:pPr>
+              <w:rPr/>
+            </w:pPr>
+            <w:r>
+              <w:rPr>
+                <w:sz w:val="22"/>
+                <w:szCs w:val="22"/>
+                <w:rFonts w:ascii="Calibri" w:hAnsi="Calibri" w:cs="Noto Sans Thai"/>
+              </w:rPr>
+              <w:t xml:space="preserve">บริษัท</w:t>
+            </w:r>
+          </w:p>
+        </w:tc>
+        <w:tc>
+          <w:tcPr/>
+          <w:p>
+            <w:pPr>
+              <w:rPr/>
+            </w:pPr>
+            <w:r>
+              <w:rPr>
+                <w:sz w:val="22"/>
+                <w:szCs w:val="22"/>
+                <w:rFonts w:ascii="Calibri" w:hAnsi="Calibri" w:cs="Noto Sans Thai"/>
+              </w:rPr>
+              <w:t xml:space="preserve">ไทยคอฟฟี่ จำกัด (ข้อมูลสมมติเพื่อการฝึกอบรม)</w:t>
+            </w:r>
+          </w:p>
+        </w:tc>
+      </w:tr>
+      <w:tr>
+        <w:trPr/>
+        <w:tc>
+          <w:tcPr/>
+          <w:p>
+            <w:pPr>
+              <w:rPr/>
+            </w:pPr>
+            <w:r>
+              <w:rPr>
+                <w:sz w:val="22"/>
+                <w:szCs w:val="22"/>
+                <w:rFonts w:ascii="Calibri" w:hAnsi="Calibri" w:cs="Noto Sans Thai"/>
+              </w:rPr>
+              <w:t xml:space="preserve">ชื่อเอกสาร</w:t>
+            </w:r>
+          </w:p>
+        </w:tc>
+        <w:tc>
+          <w:tcPr/>
+          <w:p>
+            <w:pPr>
+              <w:rPr/>
+            </w:pPr>
+            <w:r>
+              <w:rPr>
+                <w:sz w:val="22"/>
+                <w:szCs w:val="22"/>
+                <w:rFonts w:ascii="Calibri" w:hAnsi="Calibri" w:cs="Noto Sans Thai"/>
+              </w:rPr>
+              <w:t xml:space="preserve">รายงานการประชุมทีมขาย ประจำสัปดาห์ที่ 33/2026</w:t>
+            </w:r>
+          </w:p>
+        </w:tc>
+      </w:tr>
+      <w:tr>
+        <w:trPr/>
+        <w:tc>
+          <w:tcPr/>
+          <w:p>
+            <w:pPr>
+              <w:rPr/>
+            </w:pPr>
+            <w:r>
+              <w:rPr>
+                <w:sz w:val="22"/>
+                <w:szCs w:val="22"/>
+                <w:rFonts w:ascii="Calibri" w:hAnsi="Calibri" w:cs="Noto Sans Thai"/>
+              </w:rPr>
+              <w:t xml:space="preserve">วันที่ประชุม</w:t>
+            </w:r>
+          </w:p>
+        </w:tc>
+        <w:tc>
+          <w:tcPr/>
+          <w:p>
+            <w:pPr>
+              <w:rPr/>
+            </w:pPr>
+            <w:r>
+              <w:rPr>
+                <w:sz w:val="22"/>
+                <w:szCs w:val="22"/>
+                <w:rFonts w:ascii="Calibri" w:hAnsi="Calibri" w:cs="Noto Sans Thai"/>
+              </w:rPr>
+              <w:t xml:space="preserve">วันพุธที่ 12 สิงหาคม 2026</w:t>
+            </w:r>
+          </w:p>
+        </w:tc>
+      </w:tr>
+      <w:tr>
+        <w:trPr/>
+        <w:tc>
+          <w:tcPr/>
+          <w:p>
+            <w:pPr>
+              <w:rPr/>
+            </w:pPr>
+            <w:r>
+              <w:rPr>
+                <w:sz w:val="22"/>
+                <w:szCs w:val="22"/>
+                <w:rFonts w:ascii="Calibri" w:hAnsi="Calibri" w:cs="Noto Sans Thai"/>
+              </w:rPr>
+              <w:t xml:space="preserve">เวลา</w:t>
+            </w:r>
+          </w:p>
+        </w:tc>
+        <w:tc>
+          <w:tcPr/>
+          <w:p>
+            <w:pPr>
+              <w:rPr/>
+            </w:pPr>
+            <w:r>
+              <w:rPr>
+                <w:sz w:val="22"/>
+                <w:szCs w:val="22"/>
+                <w:rFonts w:ascii="Calibri" w:hAnsi="Calibri" w:cs="Noto Sans Thai"/>
+              </w:rPr>
+              <w:t xml:space="preserve">09:00 – 09:18 น.</w:t>
+            </w:r>
+          </w:p>
+        </w:tc>
+      </w:tr>
+      <w:tr>
+        <w:trPr/>
+        <w:tc>
+          <w:tcPr/>
+          <w:p>
+            <w:pPr>
+              <w:rPr/>
+            </w:pPr>
+            <w:r>
+              <w:rPr>
+                <w:sz w:val="22"/>
+                <w:szCs w:val="22"/>
+                <w:rFonts w:ascii="Calibri" w:hAnsi="Calibri" w:cs="Noto Sans Thai"/>
+              </w:rPr>
+              <w:t xml:space="preserve">สถานที่</w:t>
+            </w:r>
+          </w:p>
+        </w:tc>
+        <w:tc>
+          <w:tcPr/>
+          <w:p>
+            <w:pPr>
+              <w:rPr/>
+            </w:pPr>
+            <w:r>
+              <w:rPr>
+                <w:sz w:val="22"/>
+                <w:szCs w:val="22"/>
+                <w:rFonts w:ascii="Calibri" w:hAnsi="Calibri" w:cs="Noto Sans Thai"/>
+              </w:rPr>
+              <w:t xml:space="preserve">ห้องประชุมทีมขาย ชั้น 4 อาคารสำนักงานใหญ่</w:t>
+            </w:r>
+          </w:p>
+        </w:tc>
+      </w:tr>
+      <w:tr>
+        <w:trPr/>
+        <w:tc>
+          <w:tcPr/>
+          <w:p>
+            <w:pPr>
+              <w:rPr/>
+            </w:pPr>
+            <w:r>
+              <w:rPr>
+                <w:sz w:val="22"/>
+                <w:szCs w:val="22"/>
+                <w:rFonts w:ascii="Calibri" w:hAnsi="Calibri" w:cs="Noto Sans Thai"/>
+              </w:rPr>
+              <w:t xml:space="preserve">ผู้จดบันทึก</w:t>
+            </w:r>
+          </w:p>
+        </w:tc>
+        <w:tc>
+          <w:tcPr/>
+          <w:p>
+            <w:pPr>
+              <w:rPr/>
+            </w:pPr>
+            <w:r>
+              <w:rPr>
+                <w:sz w:val="22"/>
+                <w:szCs w:val="22"/>
+                <w:rFonts w:ascii="Calibri" w:hAnsi="Calibri" w:cs="Noto Sans Thai"/>
+              </w:rPr>
+              <w:t xml:space="preserve">ต้น (Sales Operation)</w:t>
+            </w:r>
+          </w:p>
+        </w:tc>
+      </w:tr>
+      <w:tr>
+        <w:trPr/>
+        <w:tc>
+          <w:tcPr/>
+          <w:p>
+            <w:pPr>
+              <w:rPr/>
+            </w:pPr>
+            <w:r>
+              <w:rPr>
+                <w:sz w:val="22"/>
+                <w:szCs w:val="22"/>
+                <w:rFonts w:ascii="Calibri" w:hAnsi="Calibri" w:cs="Noto Sans Thai"/>
+              </w:rPr>
+              <w:t xml:space="preserve">เลขที่เอกสาร</w:t>
+            </w:r>
+          </w:p>
+        </w:tc>
+        <w:tc>
+          <w:tcPr/>
+          <w:p>
+            <w:pPr>
+              <w:rPr/>
+            </w:pPr>
+            <w:r>
+              <w:rPr>
+                <w:sz w:val="22"/>
+                <w:szCs w:val="22"/>
+                <w:rFonts w:ascii="Calibri" w:hAnsi="Calibri" w:cs="Noto Sans Thai"/>
+              </w:rPr>
+              <w:t xml:space="preserve">MTG-SALES-2026-08-12</w:t>
+            </w:r>
+          </w:p>
+        </w:tc>
+      </w:tr>
+      <w:tr>
+        <w:trPr/>
+        <w:tc>
+          <w:tcPr/>
+          <w:p>
+            <w:pPr>
+              <w:rPr/>
+            </w:pPr>
+            <w:r>
+              <w:rPr>
+                <w:sz w:val="22"/>
+                <w:szCs w:val="22"/>
+                <w:rFonts w:ascii="Calibri" w:hAnsi="Calibri" w:cs="Noto Sans Thai"/>
+              </w:rPr>
+              <w:t xml:space="preserve">จัดทำเมื่อ</w:t>
+            </w:r>
+          </w:p>
+        </w:tc>
+        <w:tc>
+          <w:tcPr/>
+          <w:p>
+            <w:pPr>
+              <w:rPr/>
+            </w:pPr>
+            <w:r>
+              <w:rPr>
+                <w:sz w:val="22"/>
+                <w:szCs w:val="22"/>
+                <w:rFonts w:ascii="Calibri" w:hAnsi="Calibri" w:cs="Noto Sans Thai"/>
+              </w:rPr>
+              <w:t xml:space="preserve">12 สิงหาคม 2026 เวลา 10:05 น.</w:t>
+            </w:r>
+          </w:p>
+        </w:tc>
+      </w:tr>
+      <w:tr>
+        <w:trPr/>
+        <w:tc>
+          <w:tcPr/>
+          <w:p>
+            <w:pPr>
+              <w:rPr/>
+            </w:pPr>
+            <w:r>
+              <w:rPr>
+                <w:sz w:val="22"/>
+                <w:szCs w:val="22"/>
+                <w:rFonts w:ascii="Calibri" w:hAnsi="Calibri" w:cs="Noto Sans Thai"/>
+              </w:rPr>
+              <w:t xml:space="preserve">แจกจ่ายให้</w:t>
+            </w:r>
+          </w:p>
+        </w:tc>
+        <w:tc>
+          <w:tcPr/>
+          <w:p>
+            <w:pPr>
+              <w:rPr/>
+            </w:pPr>
+            <w:r>
+              <w:rPr>
+                <w:sz w:val="22"/>
+                <w:szCs w:val="22"/>
+                <w:rFonts w:ascii="Calibri" w:hAnsi="Calibri" w:cs="Noto Sans Thai"/>
+              </w:rPr>
+              <w:t xml:space="preserve">ผู้เข้าร่วมประชุมทุกคน, ฝ่ายไอที (คุณวิทย์), ฝ่ายการตลาด, ฝ่ายบัญชีและการจัดซื้อ</w:t>
+            </w:r>
+          </w:p>
+        </w:tc>
+      </w:tr>
+    </w:tbl>
+    <w:p>
+      <w:pPr>
+        <w:rPr/>
+      </w:pPr>
+      <w:r>
+        <w:rPr>
+          <w:sz w:val="22"/>
+          <w:szCs w:val="22"/>
+          <w:rFonts w:ascii="Calibri" w:hAnsi="Calibri" w:cs="Noto Sans Thai"/>
+        </w:rPr>
+        <w:t xml:space="preserve">(ตัวอย่างเพื่อการฝึกอบรม) เอกสารนี้เป็นข้อมูลสมมติ จัดทำขึ้นเพื่อใช้เป็นไฟล์ตัวอย่างในหลักสูตร ไม่ใช่บันทึกการประชุมขององค์กรจริง</w:t>
       </w:r>
     </w:p>
     <w:p>
@@ -36,7 +405,696 @@
         <w:rPr>
           <w:rFonts w:ascii="Calibri" w:hAnsi="Calibri" w:cs="Noto Sans Thai"/>
         </w:rPr>
-        <w:t xml:space="preserve">สรุปเนื้อหา</w:t>
+        <w:t xml:space="preserve">ผู้เข้าร่วมประชุม</w:t>
+      </w:r>
+    </w:p>
+    <w:tbl>
+      <w:tblPr>
+        <w:tblW w:w="0" w:type="auto"/>
+        <w:jc w:val="left"/>
+        <w:tblBorders>
+          <w:top w:val="single" w:sz="2" w:space="0" w:color="000000"/>
+          <w:left w:val="single" w:sz="2" w:space="0" w:color="000000"/>
+          <w:bottom w:val="single" w:sz="2" w:space="0" w:color="000000"/>
+          <w:right w:val="single" w:sz="2" w:space="0" w:color="000000"/>
+          <w:insideH w:val="single" w:sz="2" w:space="0" w:color="000000"/>
+          <w:insideV w:val="single" w:sz="2" w:space="0" w:color="000000"/>
+        </w:tblBorders>
+      </w:tblPr>
+      <w:tblGrid/>
+      <w:tr>
+        <w:trPr/>
+        <w:tc>
+          <w:tcPr/>
+          <w:p>
+            <w:pPr>
+              <w:rPr/>
+            </w:pPr>
+            <w:r>
+              <w:rPr>
+                <w:sz w:val="22"/>
+                <w:szCs w:val="22"/>
+                <w:b/>
+                <w:bCs/>
+                <w:rFonts w:ascii="Calibri" w:hAnsi="Calibri" w:cs="Noto Sans Thai"/>
+              </w:rPr>
+              <w:t xml:space="preserve">ลำดับ</w:t>
+            </w:r>
+          </w:p>
+        </w:tc>
+        <w:tc>
+          <w:tcPr/>
+          <w:p>
+            <w:pPr>
+              <w:rPr/>
+            </w:pPr>
+            <w:r>
+              <w:rPr>
+                <w:sz w:val="22"/>
+                <w:szCs w:val="22"/>
+                <w:b/>
+                <w:bCs/>
+                <w:rFonts w:ascii="Calibri" w:hAnsi="Calibri" w:cs="Noto Sans Thai"/>
+              </w:rPr>
+              <w:t xml:space="preserve">ชื่อ</w:t>
+            </w:r>
+          </w:p>
+        </w:tc>
+        <w:tc>
+          <w:tcPr/>
+          <w:p>
+            <w:pPr>
+              <w:rPr/>
+            </w:pPr>
+            <w:r>
+              <w:rPr>
+                <w:sz w:val="22"/>
+                <w:szCs w:val="22"/>
+                <w:b/>
+                <w:bCs/>
+                <w:rFonts w:ascii="Calibri" w:hAnsi="Calibri" w:cs="Noto Sans Thai"/>
+              </w:rPr>
+              <w:t xml:space="preserve">ตำแหน่ง</w:t>
+            </w:r>
+          </w:p>
+        </w:tc>
+        <w:tc>
+          <w:tcPr/>
+          <w:p>
+            <w:pPr>
+              <w:rPr/>
+            </w:pPr>
+            <w:r>
+              <w:rPr>
+                <w:sz w:val="22"/>
+                <w:szCs w:val="22"/>
+                <w:b/>
+                <w:bCs/>
+                <w:rFonts w:ascii="Calibri" w:hAnsi="Calibri" w:cs="Noto Sans Thai"/>
+              </w:rPr>
+              <w:t xml:space="preserve">บทบาทในที่ประชุม</w:t>
+            </w:r>
+          </w:p>
+        </w:tc>
+      </w:tr>
+      <w:tr>
+        <w:trPr/>
+        <w:tc>
+          <w:tcPr/>
+          <w:p>
+            <w:pPr>
+              <w:rPr/>
+            </w:pPr>
+            <w:r>
+              <w:rPr>
+                <w:sz w:val="22"/>
+                <w:szCs w:val="22"/>
+                <w:rFonts w:ascii="Calibri" w:hAnsi="Calibri" w:cs="Noto Sans Thai"/>
+              </w:rPr>
+              <w:t xml:space="preserve">1</w:t>
+            </w:r>
+          </w:p>
+        </w:tc>
+        <w:tc>
+          <w:tcPr/>
+          <w:p>
+            <w:pPr>
+              <w:rPr/>
+            </w:pPr>
+            <w:r>
+              <w:rPr>
+                <w:sz w:val="22"/>
+                <w:szCs w:val="22"/>
+                <w:rFonts w:ascii="Calibri" w:hAnsi="Calibri" w:cs="Noto Sans Thai"/>
+              </w:rPr>
+              <w:t xml:space="preserve">สมชาย</w:t>
+            </w:r>
+          </w:p>
+        </w:tc>
+        <w:tc>
+          <w:tcPr/>
+          <w:p>
+            <w:pPr>
+              <w:rPr/>
+            </w:pPr>
+            <w:r>
+              <w:rPr>
+                <w:sz w:val="22"/>
+                <w:szCs w:val="22"/>
+                <w:rFonts w:ascii="Calibri" w:hAnsi="Calibri" w:cs="Noto Sans Thai"/>
+              </w:rPr>
+              <w:t xml:space="preserve">หัวหน้าทีมขาย</w:t>
+            </w:r>
+          </w:p>
+        </w:tc>
+        <w:tc>
+          <w:tcPr/>
+          <w:p>
+            <w:pPr>
+              <w:rPr/>
+            </w:pPr>
+            <w:r>
+              <w:rPr>
+                <w:sz w:val="22"/>
+                <w:szCs w:val="22"/>
+                <w:rFonts w:ascii="Calibri" w:hAnsi="Calibri" w:cs="Noto Sans Thai"/>
+              </w:rPr>
+              <w:t xml:space="preserve">ประธานการประชุม</w:t>
+            </w:r>
+          </w:p>
+        </w:tc>
+      </w:tr>
+      <w:tr>
+        <w:trPr/>
+        <w:tc>
+          <w:tcPr/>
+          <w:p>
+            <w:pPr>
+              <w:rPr/>
+            </w:pPr>
+            <w:r>
+              <w:rPr>
+                <w:sz w:val="22"/>
+                <w:szCs w:val="22"/>
+                <w:rFonts w:ascii="Calibri" w:hAnsi="Calibri" w:cs="Noto Sans Thai"/>
+              </w:rPr>
+              <w:t xml:space="preserve">2</w:t>
+            </w:r>
+          </w:p>
+        </w:tc>
+        <w:tc>
+          <w:tcPr/>
+          <w:p>
+            <w:pPr>
+              <w:rPr/>
+            </w:pPr>
+            <w:r>
+              <w:rPr>
+                <w:sz w:val="22"/>
+                <w:szCs w:val="22"/>
+                <w:rFonts w:ascii="Calibri" w:hAnsi="Calibri" w:cs="Noto Sans Thai"/>
+              </w:rPr>
+              <w:t xml:space="preserve">สาวี</w:t>
+            </w:r>
+          </w:p>
+        </w:tc>
+        <w:tc>
+          <w:tcPr/>
+          <w:p>
+            <w:pPr>
+              <w:rPr/>
+            </w:pPr>
+            <w:r>
+              <w:rPr>
+                <w:sz w:val="22"/>
+                <w:szCs w:val="22"/>
+                <w:rFonts w:ascii="Calibri" w:hAnsi="Calibri" w:cs="Noto Sans Thai"/>
+              </w:rPr>
+              <w:t xml:space="preserve">Sales Executive</w:t>
+            </w:r>
+          </w:p>
+        </w:tc>
+        <w:tc>
+          <w:tcPr/>
+          <w:p>
+            <w:pPr>
+              <w:rPr/>
+            </w:pPr>
+            <w:r>
+              <w:rPr>
+                <w:sz w:val="22"/>
+                <w:szCs w:val="22"/>
+                <w:rFonts w:ascii="Calibri" w:hAnsi="Calibri" w:cs="Noto Sans Thai"/>
+              </w:rPr>
+              <w:t xml:space="preserve">ผู้เข้าร่วม</w:t>
+            </w:r>
+          </w:p>
+        </w:tc>
+      </w:tr>
+      <w:tr>
+        <w:trPr/>
+        <w:tc>
+          <w:tcPr/>
+          <w:p>
+            <w:pPr>
+              <w:rPr/>
+            </w:pPr>
+            <w:r>
+              <w:rPr>
+                <w:sz w:val="22"/>
+                <w:szCs w:val="22"/>
+                <w:rFonts w:ascii="Calibri" w:hAnsi="Calibri" w:cs="Noto Sans Thai"/>
+              </w:rPr>
+              <w:t xml:space="preserve">3</w:t>
+            </w:r>
+          </w:p>
+        </w:tc>
+        <w:tc>
+          <w:tcPr/>
+          <w:p>
+            <w:pPr>
+              <w:rPr/>
+            </w:pPr>
+            <w:r>
+              <w:rPr>
+                <w:sz w:val="22"/>
+                <w:szCs w:val="22"/>
+                <w:rFonts w:ascii="Calibri" w:hAnsi="Calibri" w:cs="Noto Sans Thai"/>
+              </w:rPr>
+              <w:t xml:space="preserve">นพ</w:t>
+            </w:r>
+          </w:p>
+        </w:tc>
+        <w:tc>
+          <w:tcPr/>
+          <w:p>
+            <w:pPr>
+              <w:rPr/>
+            </w:pPr>
+            <w:r>
+              <w:rPr>
+                <w:sz w:val="22"/>
+                <w:szCs w:val="22"/>
+                <w:rFonts w:ascii="Calibri" w:hAnsi="Calibri" w:cs="Noto Sans Thai"/>
+              </w:rPr>
+              <w:t xml:space="preserve">Senior Sales</w:t>
+            </w:r>
+          </w:p>
+        </w:tc>
+        <w:tc>
+          <w:tcPr/>
+          <w:p>
+            <w:pPr>
+              <w:rPr/>
+            </w:pPr>
+            <w:r>
+              <w:rPr>
+                <w:sz w:val="22"/>
+                <w:szCs w:val="22"/>
+                <w:rFonts w:ascii="Calibri" w:hAnsi="Calibri" w:cs="Noto Sans Thai"/>
+              </w:rPr>
+              <w:t xml:space="preserve">ผู้เข้าร่วม</w:t>
+            </w:r>
+          </w:p>
+        </w:tc>
+      </w:tr>
+      <w:tr>
+        <w:trPr/>
+        <w:tc>
+          <w:tcPr/>
+          <w:p>
+            <w:pPr>
+              <w:rPr/>
+            </w:pPr>
+            <w:r>
+              <w:rPr>
+                <w:sz w:val="22"/>
+                <w:szCs w:val="22"/>
+                <w:rFonts w:ascii="Calibri" w:hAnsi="Calibri" w:cs="Noto Sans Thai"/>
+              </w:rPr>
+              <w:t xml:space="preserve">4</w:t>
+            </w:r>
+          </w:p>
+        </w:tc>
+        <w:tc>
+          <w:tcPr/>
+          <w:p>
+            <w:pPr>
+              <w:rPr/>
+            </w:pPr>
+            <w:r>
+              <w:rPr>
+                <w:sz w:val="22"/>
+                <w:szCs w:val="22"/>
+                <w:rFonts w:ascii="Calibri" w:hAnsi="Calibri" w:cs="Noto Sans Thai"/>
+              </w:rPr>
+              <w:t xml:space="preserve">พลอย</w:t>
+            </w:r>
+          </w:p>
+        </w:tc>
+        <w:tc>
+          <w:tcPr/>
+          <w:p>
+            <w:pPr>
+              <w:rPr/>
+            </w:pPr>
+            <w:r>
+              <w:rPr>
+                <w:sz w:val="22"/>
+                <w:szCs w:val="22"/>
+                <w:rFonts w:ascii="Calibri" w:hAnsi="Calibri" w:cs="Noto Sans Thai"/>
+              </w:rPr>
+              <w:t xml:space="preserve">Account Executive</w:t>
+            </w:r>
+          </w:p>
+        </w:tc>
+        <w:tc>
+          <w:tcPr/>
+          <w:p>
+            <w:pPr>
+              <w:rPr/>
+            </w:pPr>
+            <w:r>
+              <w:rPr>
+                <w:sz w:val="22"/>
+                <w:szCs w:val="22"/>
+                <w:rFonts w:ascii="Calibri" w:hAnsi="Calibri" w:cs="Noto Sans Thai"/>
+              </w:rPr>
+              <w:t xml:space="preserve">ผู้เข้าร่วม</w:t>
+            </w:r>
+          </w:p>
+        </w:tc>
+      </w:tr>
+      <w:tr>
+        <w:trPr/>
+        <w:tc>
+          <w:tcPr/>
+          <w:p>
+            <w:pPr>
+              <w:rPr/>
+            </w:pPr>
+            <w:r>
+              <w:rPr>
+                <w:sz w:val="22"/>
+                <w:szCs w:val="22"/>
+                <w:rFonts w:ascii="Calibri" w:hAnsi="Calibri" w:cs="Noto Sans Thai"/>
+              </w:rPr>
+              <w:t xml:space="preserve">5</w:t>
+            </w:r>
+          </w:p>
+        </w:tc>
+        <w:tc>
+          <w:tcPr/>
+          <w:p>
+            <w:pPr>
+              <w:rPr/>
+            </w:pPr>
+            <w:r>
+              <w:rPr>
+                <w:sz w:val="22"/>
+                <w:szCs w:val="22"/>
+                <w:rFonts w:ascii="Calibri" w:hAnsi="Calibri" w:cs="Noto Sans Thai"/>
+              </w:rPr>
+              <w:t xml:space="preserve">ต้น</w:t>
+            </w:r>
+          </w:p>
+        </w:tc>
+        <w:tc>
+          <w:tcPr/>
+          <w:p>
+            <w:pPr>
+              <w:rPr/>
+            </w:pPr>
+            <w:r>
+              <w:rPr>
+                <w:sz w:val="22"/>
+                <w:szCs w:val="22"/>
+                <w:rFonts w:ascii="Calibri" w:hAnsi="Calibri" w:cs="Noto Sans Thai"/>
+              </w:rPr>
+              <w:t xml:space="preserve">Sales Operation</w:t>
+            </w:r>
+          </w:p>
+        </w:tc>
+        <w:tc>
+          <w:tcPr/>
+          <w:p>
+            <w:pPr>
+              <w:rPr/>
+            </w:pPr>
+            <w:r>
+              <w:rPr>
+                <w:sz w:val="22"/>
+                <w:szCs w:val="22"/>
+                <w:rFonts w:ascii="Calibri" w:hAnsi="Calibri" w:cs="Noto Sans Thai"/>
+              </w:rPr>
+              <w:t xml:space="preserve">ผู้เข้าร่วมและผู้จดบันทึก</w:t>
+            </w:r>
+          </w:p>
+        </w:tc>
+      </w:tr>
+      <w:tr>
+        <w:trPr/>
+        <w:tc>
+          <w:tcPr/>
+          <w:p>
+            <w:pPr>
+              <w:rPr/>
+            </w:pPr>
+            <w:r>
+              <w:rPr>
+                <w:sz w:val="22"/>
+                <w:szCs w:val="22"/>
+                <w:rFonts w:ascii="Calibri" w:hAnsi="Calibri" w:cs="Noto Sans Thai"/>
+              </w:rPr>
+              <w:t xml:space="preserve">6</w:t>
+            </w:r>
+          </w:p>
+        </w:tc>
+        <w:tc>
+          <w:tcPr/>
+          <w:p>
+            <w:pPr>
+              <w:rPr/>
+            </w:pPr>
+            <w:r>
+              <w:rPr>
+                <w:sz w:val="22"/>
+                <w:szCs w:val="22"/>
+                <w:rFonts w:ascii="Calibri" w:hAnsi="Calibri" w:cs="Noto Sans Thai"/>
+              </w:rPr>
+              <w:t xml:space="preserve">เอก</w:t>
+            </w:r>
+          </w:p>
+        </w:tc>
+        <w:tc>
+          <w:tcPr/>
+          <w:p>
+            <w:pPr>
+              <w:rPr/>
+            </w:pPr>
+            <w:r>
+              <w:rPr>
+                <w:sz w:val="22"/>
+                <w:szCs w:val="22"/>
+                <w:rFonts w:ascii="Calibri" w:hAnsi="Calibri" w:cs="Noto Sans Thai"/>
+              </w:rPr>
+              <w:t xml:space="preserve">Corporate Sales</w:t>
+            </w:r>
+          </w:p>
+        </w:tc>
+        <w:tc>
+          <w:tcPr/>
+          <w:p>
+            <w:pPr>
+              <w:rPr/>
+            </w:pPr>
+            <w:r>
+              <w:rPr>
+                <w:sz w:val="22"/>
+                <w:szCs w:val="22"/>
+                <w:rFonts w:ascii="Calibri" w:hAnsi="Calibri" w:cs="Noto Sans Thai"/>
+              </w:rPr>
+              <w:t xml:space="preserve">ผู้เข้าร่วม</w:t>
+            </w:r>
+          </w:p>
+        </w:tc>
+      </w:tr>
+    </w:tbl>
+    <w:p>
+      <w:pPr>
+        <w:rPr/>
+      </w:pPr>
+      <w:r>
+        <w:rPr>
+          <w:sz w:val="22"/>
+          <w:szCs w:val="22"/>
+          <w:rFonts w:ascii="Calibri" w:hAnsi="Calibri" w:cs="Noto Sans Thai"/>
+        </w:rPr>
+        <w:t xml:space="preserve">ผู้เข้าร่วมครบทั้ง 6 คน ไม่มีผู้มาสาย และไม่มีผู้ลา ระยะเวลาประชุมรวม 18 นาที</w:t>
+      </w:r>
+    </w:p>
+    <w:p>
+      <w:pPr>
+        <w:rPr/>
+        <w:pStyle w:val="Heading2"/>
+      </w:pPr>
+      <w:r>
+        <w:rPr>
+          <w:rFonts w:ascii="Calibri" w:hAnsi="Calibri" w:cs="Noto Sans Thai"/>
+        </w:rPr>
+        <w:t xml:space="preserve">วาระการประชุม</w:t>
+      </w:r>
+    </w:p>
+    <w:p>
+      <w:pPr>
+        <w:rPr/>
+        <w:numPr>
+          <w:numId w:val="2"/>
+          <w:ilvl w:val="0"/>
+        </w:numPr>
+      </w:pPr>
+      <w:r>
+        <w:rPr>
+          <w:sz w:val="22"/>
+          <w:szCs w:val="22"/>
+          <w:rFonts w:ascii="Calibri" w:hAnsi="Calibri" w:cs="Noto Sans Thai"/>
+        </w:rPr>
+        <w:t xml:space="preserve">สรุปยอดขายประจำสัปดาห์ที่ผ่านมา (3–9 สิงหาคม 2026) เทียบกับเป้าหมายรายสัปดาห์</w:t>
+      </w:r>
+    </w:p>
+    <w:p>
+      <w:pPr>
+        <w:rPr/>
+        <w:numPr>
+          <w:numId w:val="2"/>
+          <w:ilvl w:val="0"/>
+        </w:numPr>
+      </w:pPr>
+      <w:r>
+        <w:rPr>
+          <w:sz w:val="22"/>
+          <w:szCs w:val="22"/>
+          <w:rFonts w:ascii="Calibri" w:hAnsi="Calibri" w:cs="Noto Sans Thai"/>
+        </w:rPr>
+        <w:t xml:space="preserve">รายงานความคืบหน้ากลุ่มลูกค้าองค์กรรายใหม่ที่สนใจสินค้าแบบเหยือกใหญ่</w:t>
+      </w:r>
+    </w:p>
+    <w:p>
+      <w:pPr>
+        <w:rPr/>
+        <w:numPr>
+          <w:numId w:val="2"/>
+          <w:ilvl w:val="0"/>
+        </w:numPr>
+      </w:pPr>
+      <w:r>
+        <w:rPr>
+          <w:sz w:val="22"/>
+          <w:szCs w:val="22"/>
+          <w:rFonts w:ascii="Calibri" w:hAnsi="Calibri" w:cs="Noto Sans Thai"/>
+        </w:rPr>
+        <w:t xml:space="preserve">ประเมินผลโปรโมชัน “ซื้อ 5 แถม 1” และพิจารณาความเหมาะสมของมาร์จิ้นรวม</w:t>
+      </w:r>
+    </w:p>
+    <w:p>
+      <w:pPr>
+        <w:rPr/>
+        <w:numPr>
+          <w:numId w:val="2"/>
+          <w:ilvl w:val="0"/>
+        </w:numPr>
+      </w:pPr>
+      <w:r>
+        <w:rPr>
+          <w:sz w:val="22"/>
+          <w:szCs w:val="22"/>
+          <w:rFonts w:ascii="Calibri" w:hAnsi="Calibri" w:cs="Noto Sans Thai"/>
+        </w:rPr>
+        <w:t xml:space="preserve">ปัญหาระบบสั่งซื้อออนไลน์ล่าช้าเมื่อวันเสาร์ที่ 8 สิงหาคม 2026 และแผนแก้ไขของฝ่ายไอที</w:t>
+      </w:r>
+    </w:p>
+    <w:p>
+      <w:pPr>
+        <w:rPr/>
+        <w:numPr>
+          <w:numId w:val="2"/>
+          <w:ilvl w:val="0"/>
+        </w:numPr>
+      </w:pPr>
+      <w:r>
+        <w:rPr>
+          <w:sz w:val="22"/>
+          <w:szCs w:val="22"/>
+          <w:rFonts w:ascii="Calibri" w:hAnsi="Calibri" w:cs="Noto Sans Thai"/>
+        </w:rPr>
+        <w:t xml:space="preserve">วินัยการรายงานยอดขายรายวันลงสเปรดชีตกลาง และประเด็นค้างอื่น ๆ</w:t>
+      </w:r>
+    </w:p>
+    <w:p>
+      <w:pPr>
+        <w:rPr/>
+        <w:pStyle w:val="Heading2"/>
+      </w:pPr>
+      <w:r>
+        <w:rPr>
+          <w:rFonts w:ascii="Calibri" w:hAnsi="Calibri" w:cs="Noto Sans Thai"/>
+        </w:rPr>
+        <w:t xml:space="preserve">สรุปการหารือรายวาระ</w:t>
+      </w:r>
+    </w:p>
+    <w:p>
+      <w:pPr>
+        <w:rPr/>
+        <w:pStyle w:val="Heading3"/>
+      </w:pPr>
+      <w:r>
+        <w:rPr>
+          <w:rFonts w:ascii="Calibri" w:hAnsi="Calibri" w:cs="Noto Sans Thai"/>
+        </w:rPr>
+        <w:t xml:space="preserve">1.1 ยอดขายประจำสัปดาห์ 3–9 สิงหาคม 2026</w:t>
+      </w:r>
+    </w:p>
+    <w:p>
+      <w:pPr>
+        <w:rPr/>
+      </w:pPr>
+      <w:r>
+        <w:rPr>
+          <w:sz w:val="22"/>
+          <w:szCs w:val="22"/>
+          <w:rFonts w:ascii="Calibri" w:hAnsi="Calibri" w:cs="Noto Sans Thai"/>
+        </w:rPr>
+        <w:t xml:space="preserve">ประธานเปิดประชุมด้วยการรายงานยอดขายของสัปดาห์ล่าสุด (3–9 สิงหาคม 2026) ซึ่งทำได้รวมทั้งสิ้น 429,790 บาท เทียบกับเป้าหมายรายสัปดาห์ที่ตั้งไว้ 400,000 บาท คิดเป็นยอดเกินเป้าประมาณ 29,790 บาท หรือประมาณ 7.4% ของเป้าหมาย ที่ประชุมรับทราบร่วมกันว่าผลลัพธ์อยู่ในเกณฑ์ที่ดี แต่ยังต้องรักษาระดับไว้ต่อเนื่อง</w:t>
+      </w:r>
+    </w:p>
+    <w:p>
+      <w:pPr>
+        <w:rPr/>
+        <w:pStyle w:val="Heading3"/>
+      </w:pPr>
+      <w:r>
+        <w:rPr>
+          <w:rFonts w:ascii="Calibri" w:hAnsi="Calibri" w:cs="Noto Sans Thai"/>
+        </w:rPr>
+        <w:t xml:space="preserve">1.2 โครงสร้างยอดขายแยกตามหมวดสินค้า</w:t>
+      </w:r>
+    </w:p>
+    <w:p>
+      <w:pPr>
+        <w:rPr/>
+      </w:pPr>
+      <w:r>
+        <w:rPr>
+          <w:sz w:val="22"/>
+          <w:szCs w:val="22"/>
+          <w:rFonts w:ascii="Calibri" w:hAnsi="Calibri" w:cs="Noto Sans Thai"/>
+        </w:rPr>
+        <w:t xml:space="preserve">ยอดขายสัปดาห์นี้กระจายอยู่ใน 3 หมวดหลัก โดยหมวดเหยือกใหญ่ (Large Pitcher / Catering Size) เติบโตชัดเจนที่สุด เป็นหมวดที่ทำรายได้สูงสุดของสัปดาห์ รองลงมาคือหมวดแก้วเดี่ยว และหมวดชุดจัดเลี้ยงตามลำดับ ทั้งนี้ตัวเลขแยกหมวดมีรายละเอียดตามตารางในหัวข้อ 3 ของเอกสารนี้</w:t>
+      </w:r>
+    </w:p>
+    <w:p>
+      <w:pPr>
+        <w:rPr/>
+        <w:pStyle w:val="Heading3"/>
+      </w:pPr>
+      <w:r>
+        <w:rPr>
+          <w:rFonts w:ascii="Calibri" w:hAnsi="Calibri" w:cs="Noto Sans Thai"/>
+        </w:rPr>
+        <w:t xml:space="preserve">1.3 กลุ่มลูกค้าองค์กรรายใหม่ 3 ราย</w:t>
+      </w:r>
+    </w:p>
+    <w:p>
+      <w:pPr>
+        <w:rPr/>
+      </w:pPr>
+      <w:r>
+        <w:rPr>
+          <w:sz w:val="22"/>
+          <w:szCs w:val="22"/>
+          <w:rFonts w:ascii="Calibri" w:hAnsi="Calibri" w:cs="Noto Sans Thai"/>
+        </w:rPr>
+        <w:t xml:space="preserve">ในช่วงสัปดาห์ที่ผ่านมา ทีมติดต่อและได้รับความสนใจจากลูกค้าองค์กรรายใหม่พร้อมกัน 3 ราย ซึ่งให้ความสนใจกาแฟแบบเหยือกใหญ่ (Large Pitcher / Catering Size) ทั้งหมด รายละเอียดดังนี้</w:t>
       </w:r>
     </w:p>
     <w:p>
@@ -53,7 +1111,7 @@
           <w:szCs w:val="22"/>
           <w:rFonts w:ascii="Calibri" w:hAnsi="Calibri" w:cs="Noto Sans Thai"/>
         </w:rPr>
-        <w:t xml:space="preserve">ยอดขายประจำสัปดาห์ทำได้ 420,000 บาท จากเป้าหมาย 400,000 บาท</w:t>
+        <w:t xml:space="preserve">รายที่ 1 — ออฟฟิศขนาดกลาง–ใหญ่ ย่านอโศก มีความต้องการสั่งกาแฟเหยือกใหญ่สำหรับการประชุมภายในบริษัท ปิดดีลเบื้องต้นแล้วโดยเอก</w:t>
       </w:r>
     </w:p>
     <w:p>
@@ -70,7 +1128,7 @@
           <w:szCs w:val="22"/>
           <w:rFonts w:ascii="Calibri" w:hAnsi="Calibri" w:cs="Noto Sans Thai"/>
         </w:rPr>
-        <w:t xml:space="preserve">ลูกค้ารายใหม่ 3 รายสนใจสั่งซื้อกาแฟแบบเหยือกใหญ่</w:t>
+        <w:t xml:space="preserve">รายที่ 2 — Co-working space ย่านอารีย์ ต้องการกาแฟสดแบบเหยือกใหญ่ไปวางบริการสมาชิกช่วงเช้า อยู่ระหว่างเจรจารายละเอียดบริการรายวัน</w:t>
       </w:r>
     </w:p>
     <w:p>
@@ -87,7 +1145,1702 @@
           <w:szCs w:val="22"/>
           <w:rFonts w:ascii="Calibri" w:hAnsi="Calibri" w:cs="Noto Sans Thai"/>
         </w:rPr>
-        <w:t xml:space="preserve">ทีมเห็นด้วยกับการขยายโปรโมชัน "ซื้อ 5 แถม 1" ไปอีก 2 สัปดาห์</w:t>
+        <w:t xml:space="preserve">รายที่ 3 — บริษัทเอเจนซีโฆษณา ย่านพระราม 9 จะสั่งแบบประจำสัปดาห์ละ 3 วัน เป็นล็อตประจำ อยู่ระหว่างเจรจารายละเอียดสัญญาขั้นสุดท้าย</w:t>
+      </w:r>
+    </w:p>
+    <w:p>
+      <w:pPr>
+        <w:rPr/>
+        <w:pStyle w:val="Heading3"/>
+      </w:pPr>
+      <w:r>
+        <w:rPr>
+          <w:rFonts w:ascii="Calibri" w:hAnsi="Calibri" w:cs="Noto Sans Thai"/>
+        </w:rPr>
+        <w:t xml:space="preserve">1.4 มุมมองด้านคุณค่าและตำแหน่งสินค้า</w:t>
+      </w:r>
+    </w:p>
+    <w:p>
+      <w:pPr>
+        <w:rPr/>
+      </w:pPr>
+      <w:r>
+        <w:rPr>
+          <w:sz w:val="22"/>
+          <w:szCs w:val="22"/>
+          <w:rFonts w:ascii="Calibri" w:hAnsi="Calibri" w:cs="Noto Sans Thai"/>
+        </w:rPr>
+        <w:t xml:space="preserve">พลอยให้ความเห็นว่าการวางตำแหน่งสินค้าแบบเหยือกใหญ่มาถูกทาง เพราะกลุ่มลูกค้าองค์กรไม่ต้องการสั่งเป็นแก้วเดี่ยวจำนวนมากให้ยุ่งยาก การสั่งแบบเหยือกใหญ่ตอบโจทย์ทั้งความคุ้มค่าเมื่อใช้จัดประชุม 10–20 คน และช่วยลดขยะภาชนะแบบใช้ครั้งเดียวในเวลาเดียวกัน</w:t>
+      </w:r>
+    </w:p>
+    <w:p>
+      <w:pPr>
+        <w:rPr/>
+        <w:pStyle w:val="Heading3"/>
+      </w:pPr>
+      <w:r>
+        <w:rPr>
+          <w:rFonts w:ascii="Calibri" w:hAnsi="Calibri" w:cs="Noto Sans Thai"/>
+        </w:rPr>
+        <w:t xml:space="preserve">1.5 ความเสี่ยงด้านบรรจุภัณฑ์และสต็อก</w:t>
+      </w:r>
+    </w:p>
+    <w:p>
+      <w:pPr>
+        <w:rPr/>
+      </w:pPr>
+      <w:r>
+        <w:rPr>
+          <w:sz w:val="22"/>
+          <w:szCs w:val="22"/>
+          <w:rFonts w:ascii="Calibri" w:hAnsi="Calibri" w:cs="Noto Sans Thai"/>
+        </w:rPr>
+        <w:t xml:space="preserve">ต้นยกประเด็นล่วงหน้าว่าหากยอดสั่งซื้อเหยือกใหญ่เติบโตต่อเนื่อง บรรจุภัณฑ์เหยือกกักเก็บความร้อน/ความเย็นและฝาปิดที่สำรองไว้ในสโตว์อาจไม่เพียงพอหากออเดอร์เพิ่มขึ้นอีกประมาณ 20% จึงเสนอให้ฝ่ายที่เกี่ยวข้องเริ่มพูดคุยกับซัพพลายเออร์เพื่อเพิ่มยอดสั่งซื้อเหยือกสำรองและฝาปิด ประธานมอบหมายให้เอกสรุปตัวเลขคาดการณ์ของลูกค้ารายใหม่ทั้ง 3 รายส่งให้ต้นภายในเย็นวันเดียวกัน เพื่อให้ต้นเปิดใบสั่งซื้อบรรจุภัณฑ์เพิ่มได้ทันก่อนลูกค้าสั่งจริง</w:t>
+      </w:r>
+    </w:p>
+    <w:p>
+      <w:pPr>
+        <w:rPr/>
+        <w:pStyle w:val="Heading3"/>
+      </w:pPr>
+      <w:r>
+        <w:rPr>
+          <w:rFonts w:ascii="Calibri" w:hAnsi="Calibri" w:cs="Noto Sans Thai"/>
+        </w:rPr>
+        <w:t xml:space="preserve">1.6 ดีลจัดเลี้ยงที่รอปิดในเดือนนี้</w:t>
+      </w:r>
+    </w:p>
+    <w:p>
+      <w:pPr>
+        <w:rPr/>
+      </w:pPr>
+      <w:r>
+        <w:rPr>
+          <w:sz w:val="22"/>
+          <w:szCs w:val="22"/>
+          <w:rFonts w:ascii="Calibri" w:hAnsi="Calibri" w:cs="Noto Sans Thai"/>
+        </w:rPr>
+        <w:t xml:space="preserve">นพรายงานว่ามีดีลงานจัดเลี้ยงงานแต่งงานที่อยู่ระหว่างปิดอีก 2 งาน ช่วงปลายเดือนสิงหาคม 2026 ซึ่งคาดว่าจะช่วยดันยอดขายของสัปดาห์ถัดไปให้ถึงเป้า 400,000 บาทได้อีก ต้นรับทราบเพื่อเตรียมความพร้อมด้านกำลังการผลิตล่วงหน้า</w:t>
+      </w:r>
+    </w:p>
+    <w:p>
+      <w:pPr>
+        <w:rPr/>
+        <w:pStyle w:val="Heading3"/>
+      </w:pPr>
+      <w:r>
+        <w:rPr>
+          <w:rFonts w:ascii="Calibri" w:hAnsi="Calibri" w:cs="Noto Sans Thai"/>
+        </w:rPr>
+        <w:t xml:space="preserve">1.7 ผลตอบรับโปรโมชัน “ซื้อ 5 แถม 1”</w:t>
+      </w:r>
+    </w:p>
+    <w:p>
+      <w:pPr>
+        <w:rPr/>
+      </w:pPr>
+      <w:r>
+        <w:rPr>
+          <w:sz w:val="22"/>
+          <w:szCs w:val="22"/>
+          <w:rFonts w:ascii="Calibri" w:hAnsi="Calibri" w:cs="Noto Sans Thai"/>
+        </w:rPr>
+        <w:t xml:space="preserve">สาวีรายงานผลการติดตามโปรโมชัน “ซื้อ 5 แถม 1” ที่เริ่มรันมาตั้งแต่ต้นเดือนว่า ยอดขายเมนูกาแฟกลุ่มปกติเพิ่มขึ้น 18% เมื่อเทียบกับช่วงก่อนแคมเปญ ลูกค้าหน้าร้านและลูกค้าออฟฟิศให้การตอบรับดี โดยมีพฤติกรรมรวมกลุ่มสั่งให้ครบ 5 แก้วเพื่อรับแก้วแถม ก่อนหน้านี้แคมเปญมีกำหนดสิ้นสุดในสัปดาห์นี้ แต่เนื่องจากกระแสตอบรับยังดีและตรงกับช่วงออเดอร์หนาแน่น สาวีจึงเสนอให้ขยายเวลาออกไปอีก 2 สัปดาห์</w:t>
+      </w:r>
+    </w:p>
+    <w:p>
+      <w:pPr>
+        <w:rPr/>
+        <w:pStyle w:val="Heading3"/>
+      </w:pPr>
+      <w:r>
+        <w:rPr>
+          <w:rFonts w:ascii="Calibri" w:hAnsi="Calibri" w:cs="Noto Sans Thai"/>
+        </w:rPr>
+        <w:t xml:space="preserve">1.8 การประเมินมาร์จิ้นและต้นทุนของโปรโมชัน</w:t>
+      </w:r>
+    </w:p>
+    <w:p>
+      <w:pPr>
+        <w:rPr/>
+      </w:pPr>
+      <w:r>
+        <w:rPr>
+          <w:sz w:val="22"/>
+          <w:szCs w:val="22"/>
+          <w:rFonts w:ascii="Calibri" w:hAnsi="Calibri" w:cs="Noto Sans Thai"/>
+        </w:rPr>
+        <w:t xml:space="preserve">ต้นสอบถามเรื่องผลกระทบต่อมาร์จิ้น สาวีชี้แจงว่าแก้วที่แถมเป็นกลุ่มเมนูกาแฟโบราณและอเมริกาโน่เย็นซึ่งมีต้นทุนขาย (COGS) ค่อนข้างต่ำ เมื่อคำนวณกับปริมาณยอดขายที่เพิ่มขึ้นแล้วยังคุ้มค่า มาร์จิ้นรวมยังอยู่ที่ประมาณ 62% ซึ่งอยู่ในเกณฑ์ปลอดภัยตามมาตรฐานต้นทุนของบริษัท</w:t>
+      </w:r>
+    </w:p>
+    <w:p>
+      <w:pPr>
+        <w:rPr/>
+        <w:pStyle w:val="Heading3"/>
+      </w:pPr>
+      <w:r>
+        <w:rPr>
+          <w:rFonts w:ascii="Calibri" w:hAnsi="Calibri" w:cs="Noto Sans Thai"/>
+        </w:rPr>
+        <w:t xml:space="preserve">1.9 มติขยายโปรโมชันและงานสื่อประชาสัมพันธ์</w:t>
+      </w:r>
+    </w:p>
+    <w:p>
+      <w:pPr>
+        <w:rPr/>
+      </w:pPr>
+      <w:r>
+        <w:rPr>
+          <w:sz w:val="22"/>
+          <w:szCs w:val="22"/>
+          <w:rFonts w:ascii="Calibri" w:hAnsi="Calibri" w:cs="Noto Sans Thai"/>
+        </w:rPr>
+        <w:t xml:space="preserve">ที่ประชุมแสดงความเห็นตรงกันทั้ง 6 คน เห็นควรขยายโปรโมชัน “ซื้อ 5 แถม 1” ออกไปอีก 2 สัปดาห์ ประธานมอบหมายให้สาวีจัดทำสื่อโฆษณาและแบนเนอร์ชุดใหม่ ปรับวันหมดอายุของโปรโมชันบนโซเชียลมีเดีย แบนเนอร์หน้าร้าน และประสานทีมการตลาดออนไลน์ให้ปรับแบนเนอร์บนแอปพลิเคชัน ให้แล้วเสร็จภายในวันจันทร์ที่ 17 สิงหาคม 2026</w:t>
+      </w:r>
+    </w:p>
+    <w:p>
+      <w:pPr>
+        <w:rPr/>
+        <w:pStyle w:val="Heading3"/>
+      </w:pPr>
+      <w:r>
+        <w:rPr>
+          <w:rFonts w:ascii="Calibri" w:hAnsi="Calibri" w:cs="Noto Sans Thai"/>
+        </w:rPr>
+        <w:t xml:space="preserve">1.10 ปัญหาระบบสั่งซื้อออนไลน์ล่าช้า เมื่อวันเสาร์ที่ 8 สิงหาคม 2026</w:t>
+      </w:r>
+    </w:p>
+    <w:p>
+      <w:pPr>
+        <w:rPr/>
+      </w:pPr>
+      <w:r>
+        <w:rPr>
+          <w:sz w:val="22"/>
+          <w:szCs w:val="22"/>
+          <w:rFonts w:ascii="Calibri" w:hAnsi="Calibri" w:cs="Noto Sans Thai"/>
+        </w:rPr>
+        <w:t xml:space="preserve">พลอยรายงานว่าเมื่อวันเสาร์ที่ 8 สิงหาคม 2026 ช่วงเวลา 11:00–14:00 น. ซึ่งเป็นช่วงเวลาที่มีผู้ใช้หนาแน่น ระบบตะกร้าสินค้าบนเว็บไซต์กักออเดอร์ไว้ หน้าชำระเงินโหลดไม่ขึ้น และมีลูกค้าทักเข้ามาร้องเรียนผ่าน Line Official Account มากกว่า 40 เคส ประเมินความเสียหายจากโอกาสขายที่สูญเสียไปประมาณ 30,000–40,000 บาทในช่วงเวลาดังกล่าว</w:t>
+      </w:r>
+    </w:p>
+    <w:p>
+      <w:pPr>
+        <w:rPr/>
+        <w:pStyle w:val="Heading3"/>
+      </w:pPr>
+      <w:r>
+        <w:rPr>
+          <w:rFonts w:ascii="Calibri" w:hAnsi="Calibri" w:cs="Noto Sans Thai"/>
+        </w:rPr>
+        <w:t xml:space="preserve">1.11 สาเหตุเชิงเทคนิคที่ฝ่ายไอทีตรวจพบ</w:t>
+      </w:r>
+    </w:p>
+    <w:p>
+      <w:pPr>
+        <w:rPr/>
+      </w:pPr>
+      <w:r>
+        <w:rPr>
+          <w:sz w:val="22"/>
+          <w:szCs w:val="22"/>
+          <w:rFonts w:ascii="Calibri" w:hAnsi="Calibri" w:cs="Noto Sans Thai"/>
+        </w:rPr>
+        <w:t xml:space="preserve">ต้นรายงานผลการตรวจสอบเบื้องต้นร่วมกับฝ่ายไอทีว่า API Gateway ของระบบตะกร้าสินค้ารองรับจำนวนผู้ใช้พร้อมกัน (concurrent users) ได้ประมาณ 500 ราย แต่ในช่วงแคมเปญโฆษณามีผู้ใช้เข้ามาพร้อมกันเกิน 1,200 ราย ส่งผลให้ฐานข้อมูลเกิดการล็อก (Database lock up) และเกิดความล่าช้าในการตอบสนองประมาณ 15 วินาทีต่อหนึ่งคำขอ (response delay)</w:t>
+      </w:r>
+    </w:p>
+    <w:p>
+      <w:pPr>
+        <w:rPr/>
+        <w:pStyle w:val="Heading3"/>
+      </w:pPr>
+      <w:r>
+        <w:rPr>
+          <w:rFonts w:ascii="Calibri" w:hAnsi="Calibri" w:cs="Noto Sans Thai"/>
+        </w:rPr>
+        <w:t xml:space="preserve">1.12 แผนแก้ไขของฝ่ายไอทีและกรอบเวลา</w:t>
+      </w:r>
+    </w:p>
+    <w:p>
+      <w:pPr>
+        <w:rPr/>
+      </w:pPr>
+      <w:r>
+        <w:rPr>
+          <w:sz w:val="22"/>
+          <w:szCs w:val="22"/>
+          <w:rFonts w:ascii="Calibri" w:hAnsi="Calibri" w:cs="Noto Sans Thai"/>
+        </w:rPr>
+        <w:t xml:space="preserve">ต้นแจ้งว่าได้ประชุมด่วนกับคุณวิทย์ หัวหน้าฝ่ายไอทีแล้วในเช้าวันเดียวกัน แนวทางแก้ไขประกอบด้วยการเพิ่มขีดความสามารถของเซิร์ฟเวอร์ (scale up server), เพิ่มหน่วยความจำ (RAM), จัดทำ load balancer ใหม่ และล้างแคช (clear cache) ในส่วนของรายการสินค้า ฝ่ายไอทีรับปากว่าจะดำเนินการให้แล้วเสร็จภายในวันศุกร์ที่ 14 สิงหาคม 2026 เพื่อให้ระบบรองรับยอดสั่งซื้อช่วงสุดสัปดาห์ถัดไปได้ โดยต้นรับหน้าที่ติดตามความคืบหน้าและรายงานให้ประธานทราบทุกเย็น</w:t>
+      </w:r>
+    </w:p>
+    <w:p>
+      <w:pPr>
+        <w:rPr/>
+        <w:pStyle w:val="Heading3"/>
+      </w:pPr>
+      <w:r>
+        <w:rPr>
+          <w:rFonts w:ascii="Calibri" w:hAnsi="Calibri" w:cs="Noto Sans Thai"/>
+        </w:rPr>
+        <w:t xml:space="preserve">1.13 วินัยการรายงานยอดขายรายวันลงสเปรดชีตกลาง</w:t>
+      </w:r>
+    </w:p>
+    <w:p>
+      <w:pPr>
+        <w:rPr/>
+      </w:pPr>
+      <w:r>
+        <w:rPr>
+          <w:sz w:val="22"/>
+          <w:szCs w:val="22"/>
+          <w:rFonts w:ascii="Calibri" w:hAnsi="Calibri" w:cs="Noto Sans Thai"/>
+        </w:rPr>
+        <w:t xml:space="preserve">ประธานทบทวนปัญหาการกรอกข้อมูลลงสเปรดชีตกลาง (Sales Master Spreadsheet) ที่ยังล่าช้าในบางช่องทาง นพชี้แจงว่าในช่วงสัปดาห์ก่อนต้องออกไปพบลูกค้านอกสถานที่หลายวัน จึงกลับเข้าออฟฟิศดึก และคีย์ข้อมูลรวบยอดในเช้าวันถัดไป ประธานย้ำว่าฝ่ายบัญชีและฝ่ายจัดซื้อต้องดึงข้อมูลยอดขายรายวันไปตัดสต็อกวัตถุดิบทุกสิ้นวัน หากกรอกล่าช้าเพียงหนึ่งวันจะกระทบยอดสั่งซื้อวัตถุดิบของสัปดาห์ถัดไปทันที สาวียืนยันว่าฝ่ายบัญชีเคยทักเรื่องยอดกาแฟสดไม่ตรงกับสต็อกที่ตัดไปด้วยเหตุผลเดียวกัน ที่ประชุมจึงมีมติเป็นกฎของทีมว่าทุกคนต้องกรอกข้อมูลให้เสร็จก่อนเวลา 17:30 น. ของทุกวัน และห้ามดองไว้กรอกวันถัดไป</w:t>
+      </w:r>
+    </w:p>
+    <w:p>
+      <w:pPr>
+        <w:rPr/>
+        <w:pStyle w:val="Heading3"/>
+      </w:pPr>
+      <w:r>
+        <w:rPr>
+          <w:rFonts w:ascii="Calibri" w:hAnsi="Calibri" w:cs="Noto Sans Thai"/>
+        </w:rPr>
+        <w:t xml:space="preserve">1.14 ไฟล์อ้างอิงเป้ายอดขายรายเดือน</w:t>
+      </w:r>
+    </w:p>
+    <w:p>
+      <w:pPr>
+        <w:rPr/>
+      </w:pPr>
+      <w:r>
+        <w:rPr>
+          <w:sz w:val="22"/>
+          <w:szCs w:val="22"/>
+          <w:rFonts w:ascii="Calibri" w:hAnsi="Calibri" w:cs="Noto Sans Thai"/>
+        </w:rPr>
+        <w:t xml:space="preserve">พลอยแจ้งว่าได้อัปเดตไฟล์ </w:t>
+      </w:r>
+    </w:p>
+    <w:p>
+      <w:pPr>
+        <w:rPr/>
+      </w:pPr>
+      <w:r>
+        <w:rPr>
+          <w:sz w:val="22"/>
+          <w:szCs w:val="22"/>
+          <w:rFonts w:ascii="Consolas" w:hAnsi="Consolas" w:cs="Noto Sans Thai"/>
+        </w:rPr>
+        <w:t xml:space="preserve">monthly-sales.csv</w:t>
+      </w:r>
+    </w:p>
+    <w:p>
+      <w:pPr>
+        <w:rPr/>
+      </w:pPr>
+      <w:r>
+        <w:rPr>
+          <w:sz w:val="22"/>
+          <w:szCs w:val="22"/>
+          <w:rFonts w:ascii="Calibri" w:hAnsi="Calibri" w:cs="Noto Sans Thai"/>
+        </w:rPr>
+        <w:t xml:space="preserve"> ซึ่งเป็นตารางยอดขายรายเดือนแยกตามหมวด แก้วเดี่ยว / เหยือกใหญ่ / ชุดจัดเลี้ยง ไว้ในโฟลเดอร์แชร์ของทีมขายแล้ว ทุกคนสามารถเปิดดูผ่าน Excel หรือ Google Sheets เพื่อดูเป้าหมายรายไตรมาสและเทียบสัดส่วนผลงานที่ทำได้เทียบกับเป้าหมายได้</w:t>
+      </w:r>
+    </w:p>
+    <w:p>
+      <w:pPr>
+        <w:rPr/>
+        <w:pStyle w:val="Heading3"/>
+      </w:pPr>
+      <w:r>
+        <w:rPr>
+          <w:rFonts w:ascii="Calibri" w:hAnsi="Calibri" w:cs="Noto Sans Thai"/>
+        </w:rPr>
+        <w:t xml:space="preserve">1.15 ส่วนลดพิเศษสำหรับคำสั่งซื้อปริมาณมาก</w:t>
+      </w:r>
+    </w:p>
+    <w:p>
+      <w:pPr>
+        <w:rPr/>
+      </w:pPr>
+      <w:r>
+        <w:rPr>
+          <w:sz w:val="22"/>
+          <w:szCs w:val="22"/>
+          <w:rFonts w:ascii="Calibri" w:hAnsi="Calibri" w:cs="Noto Sans Thai"/>
+        </w:rPr>
+        <w:t xml:space="preserve">นพสอบถามเรื่องเพดานส่วนลดสำหรับลูกค้างานจัดเลี้ยงที่สั่งเกิน 100 เหยือก ประธานชี้แจงว่าออเดอร์เกิน 100 เหยือกให้ถือเป็นคำสั่งซื้อปริมาณมาก (Large Volume Order) และสามารถเสนอราคาพิเศษได้ไม่เกิน 8% จากราคาปกติ โดยต้องให้ประธานอนุมัติเป็นกรณีพิเศษเป็นราย ๆ ไป มอบหมายให้นพจัดทำใบเสนอราคาให้ลูกค้างานจัดเลี้ยงงานแต่งงานปลายเดือนโดยเร็ว</w:t>
+      </w:r>
+    </w:p>
+    <w:p>
+      <w:pPr>
+        <w:rPr/>
+        <w:pStyle w:val="Heading3"/>
+      </w:pPr>
+      <w:r>
+        <w:rPr>
+          <w:rFonts w:ascii="Calibri" w:hAnsi="Calibri" w:cs="Noto Sans Thai"/>
+        </w:rPr>
+        <w:t xml:space="preserve">1.16 ประเด็นค้างเรื่องบูธออกร้าน</w:t>
+      </w:r>
+    </w:p>
+    <w:p>
+      <w:pPr>
+        <w:rPr/>
+      </w:pPr>
+      <w:r>
+        <w:rPr>
+          <w:sz w:val="22"/>
+          <w:szCs w:val="22"/>
+          <w:rFonts w:ascii="Calibri" w:hAnsi="Calibri" w:cs="Noto Sans Thai"/>
+        </w:rPr>
+        <w:t xml:space="preserve">พลอยสอบถามเรื่องบูธออกร้านที่ศูนย์การค้าในสัปดาห์หน้า ประธานชี้แจงว่าฝ่ายการตลาดรับหน้าที่หลักในครั้งนี้ ทีมขายอาจส่งพนักงานฝึกงานไปช่วยประจำบูธ 1 คน รายละเอียดจะสรุปกับฝ่ายการตลาดในช่วงบ่ายของวันเดียวกันและแจ้งกลับทาง Line Group ของทีม</w:t>
+      </w:r>
+    </w:p>
+    <w:p>
+      <w:pPr>
+        <w:rPr/>
+        <w:pStyle w:val="Heading2"/>
+      </w:pPr>
+      <w:r>
+        <w:rPr>
+          <w:rFonts w:ascii="Calibri" w:hAnsi="Calibri" w:cs="Noto Sans Thai"/>
+        </w:rPr>
+        <w:t xml:space="preserve">ตารางยอดขายประจำสัปดาห์ 3–9 สิงหาคม 2026 (แยกตามหมวดสินค้า)</w:t>
+      </w:r>
+    </w:p>
+    <w:tbl>
+      <w:tblPr>
+        <w:tblW w:w="0" w:type="auto"/>
+        <w:jc w:val="left"/>
+        <w:tblBorders>
+          <w:top w:val="single" w:sz="2" w:space="0" w:color="000000"/>
+          <w:left w:val="single" w:sz="2" w:space="0" w:color="000000"/>
+          <w:bottom w:val="single" w:sz="2" w:space="0" w:color="000000"/>
+          <w:right w:val="single" w:sz="2" w:space="0" w:color="000000"/>
+          <w:insideH w:val="single" w:sz="2" w:space="0" w:color="000000"/>
+          <w:insideV w:val="single" w:sz="2" w:space="0" w:color="000000"/>
+        </w:tblBorders>
+      </w:tblPr>
+      <w:tblGrid/>
+      <w:tr>
+        <w:trPr/>
+        <w:tc>
+          <w:tcPr/>
+          <w:p>
+            <w:pPr>
+              <w:rPr/>
+            </w:pPr>
+            <w:r>
+              <w:rPr>
+                <w:sz w:val="22"/>
+                <w:szCs w:val="22"/>
+                <w:b/>
+                <w:bCs/>
+                <w:rFonts w:ascii="Calibri" w:hAnsi="Calibri" w:cs="Noto Sans Thai"/>
+              </w:rPr>
+              <w:t xml:space="preserve">หมวดสินค้า</w:t>
+            </w:r>
+          </w:p>
+        </w:tc>
+        <w:tc>
+          <w:tcPr/>
+          <w:p>
+            <w:pPr>
+              <w:rPr/>
+            </w:pPr>
+            <w:r>
+              <w:rPr>
+                <w:sz w:val="22"/>
+                <w:szCs w:val="22"/>
+                <w:b/>
+                <w:bCs/>
+                <w:rFonts w:ascii="Calibri" w:hAnsi="Calibri" w:cs="Noto Sans Thai"/>
+              </w:rPr>
+              <w:t xml:space="preserve">จำนวนที่ขายได้ (ชิ้น/หน่วย)</w:t>
+            </w:r>
+          </w:p>
+        </w:tc>
+        <w:tc>
+          <w:tcPr/>
+          <w:p>
+            <w:pPr>
+              <w:rPr/>
+            </w:pPr>
+            <w:r>
+              <w:rPr>
+                <w:sz w:val="22"/>
+                <w:szCs w:val="22"/>
+                <w:b/>
+                <w:bCs/>
+                <w:rFonts w:ascii="Calibri" w:hAnsi="Calibri" w:cs="Noto Sans Thai"/>
+              </w:rPr>
+              <w:t xml:space="preserve">ยอดขายสัปดาห์ (บาท)</w:t>
+            </w:r>
+          </w:p>
+        </w:tc>
+        <w:tc>
+          <w:tcPr/>
+          <w:p>
+            <w:pPr>
+              <w:rPr/>
+            </w:pPr>
+            <w:r>
+              <w:rPr>
+                <w:sz w:val="22"/>
+                <w:szCs w:val="22"/>
+                <w:b/>
+                <w:bCs/>
+                <w:rFonts w:ascii="Calibri" w:hAnsi="Calibri" w:cs="Noto Sans Thai"/>
+              </w:rPr>
+              <w:t xml:space="preserve">เทียบเป้า</w:t>
+            </w:r>
+          </w:p>
+        </w:tc>
+        <w:tc>
+          <w:tcPr/>
+          <w:p>
+            <w:pPr>
+              <w:rPr/>
+            </w:pPr>
+            <w:r>
+              <w:rPr>
+                <w:sz w:val="22"/>
+                <w:szCs w:val="22"/>
+                <w:b/>
+                <w:bCs/>
+                <w:rFonts w:ascii="Calibri" w:hAnsi="Calibri" w:cs="Noto Sans Thai"/>
+              </w:rPr>
+              <w:t xml:space="preserve">หมายเหตุ</w:t>
+            </w:r>
+          </w:p>
+        </w:tc>
+      </w:tr>
+      <w:tr>
+        <w:trPr/>
+        <w:tc>
+          <w:tcPr/>
+          <w:p>
+            <w:pPr>
+              <w:rPr/>
+            </w:pPr>
+            <w:r>
+              <w:rPr>
+                <w:sz w:val="22"/>
+                <w:szCs w:val="22"/>
+                <w:rFonts w:ascii="Calibri" w:hAnsi="Calibri" w:cs="Noto Sans Thai"/>
+              </w:rPr>
+              <w:t xml:space="preserve">แก้วเดี่ยว</w:t>
+            </w:r>
+          </w:p>
+        </w:tc>
+        <w:tc>
+          <w:tcPr/>
+          <w:p>
+            <w:pPr>
+              <w:rPr/>
+            </w:pPr>
+            <w:r>
+              <w:rPr>
+                <w:sz w:val="22"/>
+                <w:szCs w:val="22"/>
+                <w:rFonts w:ascii="Calibri" w:hAnsi="Calibri" w:cs="Noto Sans Thai"/>
+              </w:rPr>
+              <w:t xml:space="preserve">2,110</w:t>
+            </w:r>
+          </w:p>
+        </w:tc>
+        <w:tc>
+          <w:tcPr/>
+          <w:p>
+            <w:pPr>
+              <w:rPr/>
+            </w:pPr>
+            <w:r>
+              <w:rPr>
+                <w:sz w:val="22"/>
+                <w:szCs w:val="22"/>
+                <w:rFonts w:ascii="Calibri" w:hAnsi="Calibri" w:cs="Noto Sans Thai"/>
+              </w:rPr>
+              <w:t xml:space="preserve">137,800</w:t>
+            </w:r>
+          </w:p>
+        </w:tc>
+        <w:tc>
+          <w:tcPr/>
+          <w:p>
+            <w:pPr>
+              <w:rPr/>
+            </w:pPr>
+            <w:r>
+              <w:rPr>
+                <w:sz w:val="22"/>
+                <w:szCs w:val="22"/>
+                <w:rFonts w:ascii="Calibri" w:hAnsi="Calibri" w:cs="Noto Sans Thai"/>
+              </w:rPr>
+              <w:t xml:space="preserve">เกินเป้า</w:t>
+            </w:r>
+          </w:p>
+        </w:tc>
+        <w:tc>
+          <w:tcPr/>
+          <w:p>
+            <w:pPr>
+              <w:rPr/>
+            </w:pPr>
+            <w:r>
+              <w:rPr>
+                <w:sz w:val="22"/>
+                <w:szCs w:val="22"/>
+                <w:rFonts w:ascii="Calibri" w:hAnsi="Calibri" w:cs="Noto Sans Thai"/>
+              </w:rPr>
+              <w:t xml:space="preserve">เมนูหลัก ได้อานิสงส์จากโปรโมชัน “ซื้อ 5 แถม 1”</w:t>
+            </w:r>
+          </w:p>
+        </w:tc>
+      </w:tr>
+      <w:tr>
+        <w:trPr/>
+        <w:tc>
+          <w:tcPr/>
+          <w:p>
+            <w:pPr>
+              <w:rPr/>
+            </w:pPr>
+            <w:r>
+              <w:rPr>
+                <w:sz w:val="22"/>
+                <w:szCs w:val="22"/>
+                <w:rFonts w:ascii="Calibri" w:hAnsi="Calibri" w:cs="Noto Sans Thai"/>
+              </w:rPr>
+              <w:t xml:space="preserve">เหยือกใหญ่ (Large Pitcher / Catering Size)</w:t>
+            </w:r>
+          </w:p>
+        </w:tc>
+        <w:tc>
+          <w:tcPr/>
+          <w:p>
+            <w:pPr>
+              <w:rPr/>
+            </w:pPr>
+            <w:r>
+              <w:rPr>
+                <w:sz w:val="22"/>
+                <w:szCs w:val="22"/>
+                <w:rFonts w:ascii="Calibri" w:hAnsi="Calibri" w:cs="Noto Sans Thai"/>
+              </w:rPr>
+              <w:t xml:space="preserve">359</w:t>
+            </w:r>
+          </w:p>
+        </w:tc>
+        <w:tc>
+          <w:tcPr/>
+          <w:p>
+            <w:pPr>
+              <w:rPr/>
+            </w:pPr>
+            <w:r>
+              <w:rPr>
+                <w:sz w:val="22"/>
+                <w:szCs w:val="22"/>
+                <w:rFonts w:ascii="Calibri" w:hAnsi="Calibri" w:cs="Noto Sans Thai"/>
+              </w:rPr>
+              <w:t xml:space="preserve">169,890</w:t>
+            </w:r>
+          </w:p>
+        </w:tc>
+        <w:tc>
+          <w:tcPr/>
+          <w:p>
+            <w:pPr>
+              <w:rPr/>
+            </w:pPr>
+            <w:r>
+              <w:rPr>
+                <w:sz w:val="22"/>
+                <w:szCs w:val="22"/>
+                <w:rFonts w:ascii="Calibri" w:hAnsi="Calibri" w:cs="Noto Sans Thai"/>
+              </w:rPr>
+              <w:t xml:space="preserve">เกินเป้า</w:t>
+            </w:r>
+          </w:p>
+        </w:tc>
+        <w:tc>
+          <w:tcPr/>
+          <w:p>
+            <w:pPr>
+              <w:rPr/>
+            </w:pPr>
+            <w:r>
+              <w:rPr>
+                <w:sz w:val="22"/>
+                <w:szCs w:val="22"/>
+                <w:rFonts w:ascii="Calibri" w:hAnsi="Calibri" w:cs="Noto Sans Thai"/>
+              </w:rPr>
+              <w:t xml:space="preserve">เติบโตจากลูกค้าองค์กรรายใหม่ 3 ราย เริ่มสั่งซื้อเป็นล็อต</w:t>
+            </w:r>
+          </w:p>
+        </w:tc>
+      </w:tr>
+      <w:tr>
+        <w:trPr/>
+        <w:tc>
+          <w:tcPr/>
+          <w:p>
+            <w:pPr>
+              <w:rPr/>
+            </w:pPr>
+            <w:r>
+              <w:rPr>
+                <w:sz w:val="22"/>
+                <w:szCs w:val="22"/>
+                <w:rFonts w:ascii="Calibri" w:hAnsi="Calibri" w:cs="Noto Sans Thai"/>
+              </w:rPr>
+              <w:t xml:space="preserve">ชุดจัดเลี้ยง (Catering Set)</w:t>
+            </w:r>
+          </w:p>
+        </w:tc>
+        <w:tc>
+          <w:tcPr/>
+          <w:p>
+            <w:pPr>
+              <w:rPr/>
+            </w:pPr>
+            <w:r>
+              <w:rPr>
+                <w:sz w:val="22"/>
+                <w:szCs w:val="22"/>
+                <w:rFonts w:ascii="Calibri" w:hAnsi="Calibri" w:cs="Noto Sans Thai"/>
+              </w:rPr>
+              <w:t xml:space="preserve">53</w:t>
+            </w:r>
+          </w:p>
+        </w:tc>
+        <w:tc>
+          <w:tcPr/>
+          <w:p>
+            <w:pPr>
+              <w:rPr/>
+            </w:pPr>
+            <w:r>
+              <w:rPr>
+                <w:sz w:val="22"/>
+                <w:szCs w:val="22"/>
+                <w:rFonts w:ascii="Calibri" w:hAnsi="Calibri" w:cs="Noto Sans Thai"/>
+              </w:rPr>
+              <w:t xml:space="preserve">122,100</w:t>
+            </w:r>
+          </w:p>
+        </w:tc>
+        <w:tc>
+          <w:tcPr/>
+          <w:p>
+            <w:pPr>
+              <w:rPr/>
+            </w:pPr>
+            <w:r>
+              <w:rPr>
+                <w:sz w:val="22"/>
+                <w:szCs w:val="22"/>
+                <w:rFonts w:ascii="Calibri" w:hAnsi="Calibri" w:cs="Noto Sans Thai"/>
+              </w:rPr>
+              <w:t xml:space="preserve">ตามเป้า</w:t>
+            </w:r>
+          </w:p>
+        </w:tc>
+        <w:tc>
+          <w:tcPr/>
+          <w:p>
+            <w:pPr>
+              <w:rPr/>
+            </w:pPr>
+            <w:r>
+              <w:rPr>
+                <w:sz w:val="22"/>
+                <w:szCs w:val="22"/>
+                <w:rFonts w:ascii="Calibri" w:hAnsi="Calibri" w:cs="Noto Sans Thai"/>
+              </w:rPr>
+              <w:t xml:space="preserve">มีงานจัดเลี้ยงปลายเดือนรอปิดอีก 2 งาน อยู่ระหว่างปิดดีล</w:t>
+            </w:r>
+          </w:p>
+        </w:tc>
+      </w:tr>
+      <w:tr>
+        <w:trPr/>
+        <w:tc>
+          <w:tcPr/>
+          <w:p>
+            <w:pPr>
+              <w:rPr/>
+            </w:pPr>
+            <w:r>
+              <w:rPr>
+                <w:sz w:val="22"/>
+                <w:szCs w:val="22"/>
+                <w:rFonts w:ascii="Calibri" w:hAnsi="Calibri" w:cs="Noto Sans Thai"/>
+              </w:rPr>
+              <w:t xml:space="preserve">รวมทั้งสิ้น</w:t>
+            </w:r>
+          </w:p>
+        </w:tc>
+        <w:tc>
+          <w:tcPr/>
+          <w:p>
+            <w:pPr>
+              <w:rPr/>
+            </w:pPr>
+            <w:r>
+              <w:rPr>
+                <w:sz w:val="22"/>
+                <w:szCs w:val="22"/>
+                <w:rFonts w:ascii="Calibri" w:hAnsi="Calibri" w:cs="Noto Sans Thai"/>
+              </w:rPr>
+              <w:t xml:space="preserve">2,522</w:t>
+            </w:r>
+          </w:p>
+        </w:tc>
+        <w:tc>
+          <w:tcPr/>
+          <w:p>
+            <w:pPr>
+              <w:rPr/>
+            </w:pPr>
+            <w:r>
+              <w:rPr>
+                <w:sz w:val="22"/>
+                <w:szCs w:val="22"/>
+                <w:rFonts w:ascii="Calibri" w:hAnsi="Calibri" w:cs="Noto Sans Thai"/>
+              </w:rPr>
+              <w:t xml:space="preserve">429,790</w:t>
+            </w:r>
+          </w:p>
+        </w:tc>
+        <w:tc>
+          <w:tcPr/>
+          <w:p>
+            <w:pPr>
+              <w:rPr/>
+            </w:pPr>
+            <w:r>
+              <w:rPr>
+                <w:sz w:val="22"/>
+                <w:szCs w:val="22"/>
+                <w:rFonts w:ascii="Calibri" w:hAnsi="Calibri" w:cs="Noto Sans Thai"/>
+              </w:rPr>
+              <w:t xml:space="preserve">เกินเป้า 29,790 (ประมาณ 7.4%)</w:t>
+            </w:r>
+          </w:p>
+        </w:tc>
+        <w:tc>
+          <w:tcPr/>
+          <w:p>
+            <w:pPr>
+              <w:rPr/>
+            </w:pPr>
+            <w:r>
+              <w:rPr>
+                <w:sz w:val="22"/>
+                <w:szCs w:val="22"/>
+                <w:rFonts w:ascii="Calibri" w:hAnsi="Calibri" w:cs="Noto Sans Thai"/>
+              </w:rPr>
+              <w:t xml:space="preserve">เป้าหมายรายสัปดาห์ 400,000 บาท</w:t>
+            </w:r>
+          </w:p>
+        </w:tc>
+      </w:tr>
+    </w:tbl>
+    <w:p>
+      <w:pPr>
+        <w:rPr/>
+        <w:pStyle w:val="Heading2"/>
+      </w:pPr>
+      <w:r>
+        <w:rPr>
+          <w:rFonts w:ascii="Calibri" w:hAnsi="Calibri" w:cs="Noto Sans Thai"/>
+        </w:rPr>
+        <w:t xml:space="preserve">ตาราง Action Items</w:t>
+      </w:r>
+    </w:p>
+    <w:p>
+      <w:pPr>
+        <w:rPr/>
+      </w:pPr>
+      <w:r>
+        <w:rPr>
+          <w:sz w:val="22"/>
+          <w:szCs w:val="22"/>
+          <w:rFonts w:ascii="Consolas" w:hAnsi="Consolas" w:cs="Noto Sans Thai"/>
+        </w:rPr>
+        <w:t xml:space="preserve">monthly-sales.csv</w:t>
+      </w:r>
+    </w:p>
+    <w:tbl>
+      <w:tblPr>
+        <w:tblW w:w="0" w:type="auto"/>
+        <w:jc w:val="left"/>
+        <w:tblBorders>
+          <w:top w:val="single" w:sz="2" w:space="0" w:color="000000"/>
+          <w:left w:val="single" w:sz="2" w:space="0" w:color="000000"/>
+          <w:bottom w:val="single" w:sz="2" w:space="0" w:color="000000"/>
+          <w:right w:val="single" w:sz="2" w:space="0" w:color="000000"/>
+          <w:insideH w:val="single" w:sz="2" w:space="0" w:color="000000"/>
+          <w:insideV w:val="single" w:sz="2" w:space="0" w:color="000000"/>
+        </w:tblBorders>
+      </w:tblPr>
+      <w:tblGrid/>
+      <w:tr>
+        <w:trPr/>
+        <w:tc>
+          <w:tcPr/>
+          <w:p>
+            <w:pPr>
+              <w:rPr/>
+            </w:pPr>
+            <w:r>
+              <w:rPr>
+                <w:sz w:val="22"/>
+                <w:szCs w:val="22"/>
+                <w:b/>
+                <w:bCs/>
+                <w:rFonts w:ascii="Calibri" w:hAnsi="Calibri" w:cs="Noto Sans Thai"/>
+              </w:rPr>
+              <w:t xml:space="preserve">ลำดับ</w:t>
+            </w:r>
+          </w:p>
+        </w:tc>
+        <w:tc>
+          <w:tcPr/>
+          <w:p>
+            <w:pPr>
+              <w:rPr/>
+            </w:pPr>
+            <w:r>
+              <w:rPr>
+                <w:sz w:val="22"/>
+                <w:szCs w:val="22"/>
+                <w:b/>
+                <w:bCs/>
+                <w:rFonts w:ascii="Calibri" w:hAnsi="Calibri" w:cs="Noto Sans Thai"/>
+              </w:rPr>
+              <w:t xml:space="preserve">งาน</w:t>
+            </w:r>
+          </w:p>
+        </w:tc>
+        <w:tc>
+          <w:tcPr/>
+          <w:p>
+            <w:pPr>
+              <w:rPr/>
+            </w:pPr>
+            <w:r>
+              <w:rPr>
+                <w:sz w:val="22"/>
+                <w:szCs w:val="22"/>
+                <w:b/>
+                <w:bCs/>
+                <w:rFonts w:ascii="Calibri" w:hAnsi="Calibri" w:cs="Noto Sans Thai"/>
+              </w:rPr>
+              <w:t xml:space="preserve">ผู้รับผิดชอบ</w:t>
+            </w:r>
+          </w:p>
+        </w:tc>
+        <w:tc>
+          <w:tcPr/>
+          <w:p>
+            <w:pPr>
+              <w:rPr/>
+            </w:pPr>
+            <w:r>
+              <w:rPr>
+                <w:sz w:val="22"/>
+                <w:szCs w:val="22"/>
+                <w:b/>
+                <w:bCs/>
+                <w:rFonts w:ascii="Calibri" w:hAnsi="Calibri" w:cs="Noto Sans Thai"/>
+              </w:rPr>
+              <w:t xml:space="preserve">กำหนดเสร็จ</w:t>
+            </w:r>
+          </w:p>
+        </w:tc>
+        <w:tc>
+          <w:tcPr/>
+          <w:p>
+            <w:pPr>
+              <w:rPr/>
+            </w:pPr>
+            <w:r>
+              <w:rPr>
+                <w:sz w:val="22"/>
+                <w:szCs w:val="22"/>
+                <w:b/>
+                <w:bCs/>
+                <w:rFonts w:ascii="Calibri" w:hAnsi="Calibri" w:cs="Noto Sans Thai"/>
+              </w:rPr>
+              <w:t xml:space="preserve">หมายเหตุ</w:t>
+            </w:r>
+          </w:p>
+        </w:tc>
+      </w:tr>
+      <w:tr>
+        <w:trPr/>
+        <w:tc>
+          <w:tcPr/>
+          <w:p>
+            <w:pPr>
+              <w:rPr/>
+            </w:pPr>
+            <w:r>
+              <w:rPr>
+                <w:sz w:val="22"/>
+                <w:szCs w:val="22"/>
+                <w:rFonts w:ascii="Calibri" w:hAnsi="Calibri" w:cs="Noto Sans Thai"/>
+              </w:rPr>
+              <w:t xml:space="preserve">1</w:t>
+            </w:r>
+          </w:p>
+        </w:tc>
+        <w:tc>
+          <w:tcPr/>
+          <w:p>
+            <w:pPr>
+              <w:rPr/>
+            </w:pPr>
+            <w:r>
+              <w:rPr>
+                <w:sz w:val="22"/>
+                <w:szCs w:val="22"/>
+                <w:rFonts w:ascii="Calibri" w:hAnsi="Calibri" w:cs="Noto Sans Thai"/>
+              </w:rPr>
+              <w:t xml:space="preserve">ปรับปรุงและเพิ่มขีดความสามารถระบบสั่งซื้อออนไลน์ (scale up server, เพิ่ม RAM, ทำ load balancer ใหม่, clear cache)</w:t>
+            </w:r>
+          </w:p>
+        </w:tc>
+        <w:tc>
+          <w:tcPr/>
+          <w:p>
+            <w:pPr>
+              <w:rPr/>
+            </w:pPr>
+            <w:r>
+              <w:rPr>
+                <w:sz w:val="22"/>
+                <w:szCs w:val="22"/>
+                <w:rFonts w:ascii="Calibri" w:hAnsi="Calibri" w:cs="Noto Sans Thai"/>
+              </w:rPr>
+              <w:t xml:space="preserve">ฝ่ายไอที (คุณวิทย์) โดยมีต้นประสานงาน</w:t>
+            </w:r>
+          </w:p>
+        </w:tc>
+        <w:tc>
+          <w:tcPr/>
+          <w:p>
+            <w:pPr>
+              <w:rPr/>
+            </w:pPr>
+            <w:r>
+              <w:rPr>
+                <w:sz w:val="22"/>
+                <w:szCs w:val="22"/>
+                <w:rFonts w:ascii="Calibri" w:hAnsi="Calibri" w:cs="Noto Sans Thai"/>
+              </w:rPr>
+              <w:t xml:space="preserve">14 สิงหาคม 2026 (วันศุกร์)</w:t>
+            </w:r>
+          </w:p>
+        </w:tc>
+        <w:tc>
+          <w:tcPr/>
+          <w:p>
+            <w:pPr>
+              <w:rPr/>
+            </w:pPr>
+            <w:r>
+              <w:rPr>
+                <w:sz w:val="22"/>
+                <w:szCs w:val="22"/>
+                <w:rFonts w:ascii="Calibri" w:hAnsi="Calibri" w:cs="Noto Sans Thai"/>
+              </w:rPr>
+              <w:t xml:space="preserve">ต้องแล้วเสร็จก่อนช่วงสุดสัปดาห์ ต้นรายงานความคืบหน้าให้ประธานทุกเย็น</w:t>
+            </w:r>
+          </w:p>
+        </w:tc>
+      </w:tr>
+      <w:tr>
+        <w:trPr/>
+        <w:tc>
+          <w:tcPr/>
+          <w:p>
+            <w:pPr>
+              <w:rPr/>
+            </w:pPr>
+            <w:r>
+              <w:rPr>
+                <w:sz w:val="22"/>
+                <w:szCs w:val="22"/>
+                <w:rFonts w:ascii="Calibri" w:hAnsi="Calibri" w:cs="Noto Sans Thai"/>
+              </w:rPr>
+              <w:t xml:space="preserve">2</w:t>
+            </w:r>
+          </w:p>
+        </w:tc>
+        <w:tc>
+          <w:tcPr/>
+          <w:p>
+            <w:pPr>
+              <w:rPr/>
+            </w:pPr>
+            <w:r>
+              <w:rPr>
+                <w:sz w:val="22"/>
+                <w:szCs w:val="22"/>
+                <w:rFonts w:ascii="Calibri" w:hAnsi="Calibri" w:cs="Noto Sans Thai"/>
+              </w:rPr>
+              <w:t xml:space="preserve">จัดทำแบนเนอร์และสื่อโปรโมชัน “ซื้อ 5 แถม 1” ชุดใหม่ พร้อมอัปเดตวันหมดอายุบนทุกช่องทาง</w:t>
+            </w:r>
+          </w:p>
+        </w:tc>
+        <w:tc>
+          <w:tcPr/>
+          <w:p>
+            <w:pPr>
+              <w:rPr/>
+            </w:pPr>
+            <w:r>
+              <w:rPr>
+                <w:sz w:val="22"/>
+                <w:szCs w:val="22"/>
+                <w:rFonts w:ascii="Calibri" w:hAnsi="Calibri" w:cs="Noto Sans Thai"/>
+              </w:rPr>
+              <w:t xml:space="preserve">สาวี</w:t>
+            </w:r>
+          </w:p>
+        </w:tc>
+        <w:tc>
+          <w:tcPr/>
+          <w:p>
+            <w:pPr>
+              <w:rPr/>
+            </w:pPr>
+            <w:r>
+              <w:rPr>
+                <w:sz w:val="22"/>
+                <w:szCs w:val="22"/>
+                <w:rFonts w:ascii="Calibri" w:hAnsi="Calibri" w:cs="Noto Sans Thai"/>
+              </w:rPr>
+              <w:t xml:space="preserve">17 สิงหาคม 2026 (วันจันทร์)</w:t>
+            </w:r>
+          </w:p>
+        </w:tc>
+        <w:tc>
+          <w:tcPr/>
+          <w:p>
+            <w:pPr>
+              <w:rPr/>
+            </w:pPr>
+            <w:r>
+              <w:rPr>
+                <w:sz w:val="22"/>
+                <w:szCs w:val="22"/>
+                <w:rFonts w:ascii="Calibri" w:hAnsi="Calibri" w:cs="Noto Sans Thai"/>
+              </w:rPr>
+              <w:t xml:space="preserve">ประสานทีมการตลาดออนไลน์ให้ปรับแบนเนอร์บนแอปพลิเคชันด้วย</w:t>
+            </w:r>
+          </w:p>
+        </w:tc>
+      </w:tr>
+      <w:tr>
+        <w:trPr/>
+        <w:tc>
+          <w:tcPr/>
+          <w:p>
+            <w:pPr>
+              <w:rPr/>
+            </w:pPr>
+            <w:r>
+              <w:rPr>
+                <w:sz w:val="22"/>
+                <w:szCs w:val="22"/>
+                <w:rFonts w:ascii="Calibri" w:hAnsi="Calibri" w:cs="Noto Sans Thai"/>
+              </w:rPr>
+              <w:t xml:space="preserve">3</w:t>
+            </w:r>
+          </w:p>
+        </w:tc>
+        <w:tc>
+          <w:tcPr/>
+          <w:p>
+            <w:pPr>
+              <w:rPr/>
+            </w:pPr>
+            <w:r>
+              <w:rPr>
+                <w:sz w:val="22"/>
+                <w:szCs w:val="22"/>
+                <w:rFonts w:ascii="Calibri" w:hAnsi="Calibri" w:cs="Noto Sans Thai"/>
+              </w:rPr>
+              <w:t xml:space="preserve">กรอกรายงานยอดขายรายวันของตนเองลงสเปรดชีตกลาง</w:t>
+            </w:r>
+          </w:p>
+        </w:tc>
+        <w:tc>
+          <w:tcPr/>
+          <w:p>
+            <w:pPr>
+              <w:rPr/>
+            </w:pPr>
+            <w:r>
+              <w:rPr>
+                <w:sz w:val="22"/>
+                <w:szCs w:val="22"/>
+                <w:rFonts w:ascii="Calibri" w:hAnsi="Calibri" w:cs="Noto Sans Thai"/>
+              </w:rPr>
+              <w:t xml:space="preserve">ทุกคนในทีมขาย (สมชาย, สาวี, นพ, พลอย, ต้น, เอก)</w:t>
+            </w:r>
+          </w:p>
+        </w:tc>
+        <w:tc>
+          <w:tcPr/>
+          <w:p>
+            <w:pPr>
+              <w:rPr/>
+            </w:pPr>
+            <w:r>
+              <w:rPr>
+                <w:sz w:val="22"/>
+                <w:szCs w:val="22"/>
+                <w:rFonts w:ascii="Calibri" w:hAnsi="Calibri" w:cs="Noto Sans Thai"/>
+              </w:rPr>
+              <w:t xml:space="preserve">ทุกวันก่อน 17:30 น. เริ่ม 12 สิงหาคม 2026</w:t>
+            </w:r>
+          </w:p>
+        </w:tc>
+        <w:tc>
+          <w:tcPr/>
+          <w:p>
+            <w:pPr>
+              <w:rPr/>
+            </w:pPr>
+            <w:r>
+              <w:rPr>
+                <w:sz w:val="22"/>
+                <w:szCs w:val="22"/>
+                <w:rFonts w:ascii="Calibri" w:hAnsi="Calibri" w:cs="Noto Sans Thai"/>
+              </w:rPr>
+              <w:t xml:space="preserve">ห้ามดองไว้กรอกวันถัดไป เพราะกระทบการตัดสต็อกของฝ่ายบัญชีและจัดซื้อ</w:t>
+            </w:r>
+          </w:p>
+        </w:tc>
+      </w:tr>
+      <w:tr>
+        <w:trPr/>
+        <w:tc>
+          <w:tcPr/>
+          <w:p>
+            <w:pPr>
+              <w:rPr/>
+            </w:pPr>
+            <w:r>
+              <w:rPr>
+                <w:sz w:val="22"/>
+                <w:szCs w:val="22"/>
+                <w:rFonts w:ascii="Calibri" w:hAnsi="Calibri" w:cs="Noto Sans Thai"/>
+              </w:rPr>
+              <w:t xml:space="preserve">4</w:t>
+            </w:r>
+          </w:p>
+        </w:tc>
+        <w:tc>
+          <w:tcPr/>
+          <w:p>
+            <w:pPr>
+              <w:rPr/>
+            </w:pPr>
+            <w:r>
+              <w:rPr>
+                <w:sz w:val="22"/>
+                <w:szCs w:val="22"/>
+                <w:rFonts w:ascii="Calibri" w:hAnsi="Calibri" w:cs="Noto Sans Thai"/>
+              </w:rPr>
+              <w:t xml:space="preserve">ส่งยอดคาดการณ์ยอดสั่งซื้อเหยือกใหญ่ของลูกค้ารายใหม่ให้ต้น</w:t>
+            </w:r>
+          </w:p>
+        </w:tc>
+        <w:tc>
+          <w:tcPr/>
+          <w:p>
+            <w:pPr>
+              <w:rPr/>
+            </w:pPr>
+            <w:r>
+              <w:rPr>
+                <w:sz w:val="22"/>
+                <w:szCs w:val="22"/>
+                <w:rFonts w:ascii="Calibri" w:hAnsi="Calibri" w:cs="Noto Sans Thai"/>
+              </w:rPr>
+              <w:t xml:space="preserve">เอก</w:t>
+            </w:r>
+          </w:p>
+        </w:tc>
+        <w:tc>
+          <w:tcPr/>
+          <w:p>
+            <w:pPr>
+              <w:rPr/>
+            </w:pPr>
+            <w:r>
+              <w:rPr>
+                <w:sz w:val="22"/>
+                <w:szCs w:val="22"/>
+                <w:rFonts w:ascii="Calibri" w:hAnsi="Calibri" w:cs="Noto Sans Thai"/>
+              </w:rPr>
+              <w:t xml:space="preserve">12 สิงหาคม 2026 (เย็นวันนี้)</w:t>
+            </w:r>
+          </w:p>
+        </w:tc>
+        <w:tc>
+          <w:tcPr/>
+          <w:p>
+            <w:pPr>
+              <w:rPr/>
+            </w:pPr>
+            <w:r>
+              <w:rPr>
+                <w:sz w:val="22"/>
+                <w:szCs w:val="22"/>
+                <w:rFonts w:ascii="Calibri" w:hAnsi="Calibri" w:cs="Noto Sans Thai"/>
+              </w:rPr>
+              <w:t xml:space="preserve">ให้ต้นเปิดใบสั่งซื้อบรรจุภัณฑ์เพิ่มกับซัพพลายเออร์ได้ทัน</w:t>
+            </w:r>
+          </w:p>
+        </w:tc>
+      </w:tr>
+      <w:tr>
+        <w:trPr/>
+        <w:tc>
+          <w:tcPr/>
+          <w:p>
+            <w:pPr>
+              <w:rPr/>
+            </w:pPr>
+            <w:r>
+              <w:rPr>
+                <w:sz w:val="22"/>
+                <w:szCs w:val="22"/>
+                <w:rFonts w:ascii="Calibri" w:hAnsi="Calibri" w:cs="Noto Sans Thai"/>
+              </w:rPr>
+              <w:t xml:space="preserve">5</w:t>
+            </w:r>
+          </w:p>
+        </w:tc>
+        <w:tc>
+          <w:tcPr/>
+          <w:p>
+            <w:pPr>
+              <w:rPr/>
+            </w:pPr>
+            <w:r>
+              <w:rPr>
+                <w:sz w:val="22"/>
+                <w:szCs w:val="22"/>
+                <w:rFonts w:ascii="Calibri" w:hAnsi="Calibri" w:cs="Noto Sans Thai"/>
+              </w:rPr>
+              <w:t xml:space="preserve">จัดทำใบเสนอราคาพิเศษสำหรับลูกค้างานจัดเลี้ยงงานแต่งงานปลายเดือน (ส่วนลดไม่เกิน 8%)</w:t>
+            </w:r>
+          </w:p>
+        </w:tc>
+        <w:tc>
+          <w:tcPr/>
+          <w:p>
+            <w:pPr>
+              <w:rPr/>
+            </w:pPr>
+            <w:r>
+              <w:rPr>
+                <w:sz w:val="22"/>
+                <w:szCs w:val="22"/>
+                <w:rFonts w:ascii="Calibri" w:hAnsi="Calibri" w:cs="Noto Sans Thai"/>
+              </w:rPr>
+              <w:t xml:space="preserve">นพ</w:t>
+            </w:r>
+          </w:p>
+        </w:tc>
+        <w:tc>
+          <w:tcPr/>
+          <w:p>
+            <w:pPr>
+              <w:rPr/>
+            </w:pPr>
+            <w:r>
+              <w:rPr>
+                <w:sz w:val="22"/>
+                <w:szCs w:val="22"/>
+                <w:rFonts w:ascii="Calibri" w:hAnsi="Calibri" w:cs="Noto Sans Thai"/>
+              </w:rPr>
+              <w:t xml:space="preserve">12 สิงหาคม 2026 (บ่ายวันนี้)</w:t>
+            </w:r>
+          </w:p>
+        </w:tc>
+        <w:tc>
+          <w:tcPr/>
+          <w:p>
+            <w:pPr>
+              <w:rPr/>
+            </w:pPr>
+            <w:r>
+              <w:rPr>
+                <w:sz w:val="22"/>
+                <w:szCs w:val="22"/>
+                <w:rFonts w:ascii="Calibri" w:hAnsi="Calibri" w:cs="Noto Sans Thai"/>
+              </w:rPr>
+              <w:t xml:space="preserve">ต้องให้ประธานอนุมัติเป็นกรณีพิเศษก่อนส่งลูกค้า</w:t>
+            </w:r>
+          </w:p>
+        </w:tc>
+      </w:tr>
+      <w:tr>
+        <w:trPr/>
+        <w:tc>
+          <w:tcPr/>
+          <w:p>
+            <w:pPr>
+              <w:rPr/>
+            </w:pPr>
+            <w:r>
+              <w:rPr>
+                <w:sz w:val="22"/>
+                <w:szCs w:val="22"/>
+                <w:rFonts w:ascii="Calibri" w:hAnsi="Calibri" w:cs="Noto Sans Thai"/>
+              </w:rPr>
+              <w:t xml:space="preserve">6</w:t>
+            </w:r>
+          </w:p>
+        </w:tc>
+        <w:tc>
+          <w:tcPr/>
+          <w:p>
+            <w:pPr>
+              <w:rPr/>
+            </w:pPr>
+            <w:r>
+              <w:rPr>
+                <w:sz w:val="22"/>
+                <w:szCs w:val="22"/>
+                <w:rFonts w:ascii="Calibri" w:hAnsi="Calibri" w:cs="Noto Sans Thai"/>
+              </w:rPr>
+              <w:t xml:space="preserve">ติดต่อซัพพลายเออร์เพื่อเพิ่มยอดสั่งซื้อเหยือกสำรองและฝาปิด</w:t>
+            </w:r>
+          </w:p>
+        </w:tc>
+        <w:tc>
+          <w:tcPr/>
+          <w:p>
+            <w:pPr>
+              <w:rPr/>
+            </w:pPr>
+            <w:r>
+              <w:rPr>
+                <w:sz w:val="22"/>
+                <w:szCs w:val="22"/>
+                <w:rFonts w:ascii="Calibri" w:hAnsi="Calibri" w:cs="Noto Sans Thai"/>
+              </w:rPr>
+              <w:t xml:space="preserve">ต้น</w:t>
+            </w:r>
+          </w:p>
+        </w:tc>
+        <w:tc>
+          <w:tcPr/>
+          <w:p>
+            <w:pPr>
+              <w:rPr/>
+            </w:pPr>
+            <w:r>
+              <w:rPr>
+                <w:sz w:val="22"/>
+                <w:szCs w:val="22"/>
+                <w:rFonts w:ascii="Calibri" w:hAnsi="Calibri" w:cs="Noto Sans Thai"/>
+              </w:rPr>
+              <w:t xml:space="preserve">ก่อนการประชุมครั้งถัดไป (19 สิงหาคม 2026)</w:t>
+            </w:r>
+          </w:p>
+        </w:tc>
+        <w:tc>
+          <w:tcPr/>
+          <w:p>
+            <w:pPr>
+              <w:rPr/>
+            </w:pPr>
+            <w:r>
+              <w:rPr>
+                <w:sz w:val="22"/>
+                <w:szCs w:val="22"/>
+                <w:rFonts w:ascii="Calibri" w:hAnsi="Calibri" w:cs="Noto Sans Thai"/>
+              </w:rPr>
+              <w:t xml:space="preserve">รองรับกรณีออเดอร์เหยือกใหญ่เพิ่มขึ้นประมาณ 20%</w:t>
+            </w:r>
+          </w:p>
+        </w:tc>
+      </w:tr>
+      <w:tr>
+        <w:trPr/>
+        <w:tc>
+          <w:tcPr/>
+          <w:p>
+            <w:pPr>
+              <w:rPr/>
+            </w:pPr>
+            <w:r>
+              <w:rPr>
+                <w:sz w:val="22"/>
+                <w:szCs w:val="22"/>
+                <w:rFonts w:ascii="Calibri" w:hAnsi="Calibri" w:cs="Noto Sans Thai"/>
+              </w:rPr>
+              <w:t xml:space="preserve">7</w:t>
+            </w:r>
+          </w:p>
+        </w:tc>
+        <w:tc>
+          <w:tcPr/>
+          <w:p>
+            <w:pPr>
+              <w:rPr/>
+            </w:pPr>
+            <w:r>
+              <w:rPr>
+                <w:sz w:val="22"/>
+                <w:szCs w:val="22"/>
+                <w:rFonts w:ascii="Calibri" w:hAnsi="Calibri" w:cs="Noto Sans Thai"/>
+              </w:rPr>
+              <w:t xml:space="preserve">สรุปแนวทางสนับสนุนบูธออกร้านที่ศูนย์การค้ากับฝ่ายการตลาด และแจ้งทีมทาง Line Group</w:t>
+            </w:r>
+          </w:p>
+        </w:tc>
+        <w:tc>
+          <w:tcPr/>
+          <w:p>
+            <w:pPr>
+              <w:rPr/>
+            </w:pPr>
+            <w:r>
+              <w:rPr>
+                <w:sz w:val="22"/>
+                <w:szCs w:val="22"/>
+                <w:rFonts w:ascii="Calibri" w:hAnsi="Calibri" w:cs="Noto Sans Thai"/>
+              </w:rPr>
+              <w:t xml:space="preserve">สมชาย</w:t>
+            </w:r>
+          </w:p>
+        </w:tc>
+        <w:tc>
+          <w:tcPr/>
+          <w:p>
+            <w:pPr>
+              <w:rPr/>
+            </w:pPr>
+            <w:r>
+              <w:rPr>
+                <w:sz w:val="22"/>
+                <w:szCs w:val="22"/>
+                <w:rFonts w:ascii="Calibri" w:hAnsi="Calibri" w:cs="Noto Sans Thai"/>
+              </w:rPr>
+              <w:t xml:space="preserve">12 สิงหาคม 2026 (บ่ายวันนี้)</w:t>
+            </w:r>
+          </w:p>
+        </w:tc>
+        <w:tc>
+          <w:tcPr/>
+          <w:p>
+            <w:pPr>
+              <w:rPr/>
+            </w:pPr>
+            <w:r>
+              <w:rPr>
+                <w:sz w:val="22"/>
+                <w:szCs w:val="22"/>
+                <w:rFonts w:ascii="Calibri" w:hAnsi="Calibri" w:cs="Noto Sans Thai"/>
+              </w:rPr>
+              <w:t xml:space="preserve">ฝ่ายการตลาดรับหน้าที่หลัก ทีมขายอาจส่งผู้ฝึกงานช่วย 1 คน</w:t>
+            </w:r>
+          </w:p>
+        </w:tc>
+      </w:tr>
+      <w:tr>
+        <w:trPr/>
+        <w:tc>
+          <w:tcPr/>
+          <w:p>
+            <w:pPr>
+              <w:rPr/>
+            </w:pPr>
+            <w:r>
+              <w:rPr>
+                <w:sz w:val="22"/>
+                <w:szCs w:val="22"/>
+                <w:rFonts w:ascii="Calibri" w:hAnsi="Calibri" w:cs="Noto Sans Thai"/>
+              </w:rPr>
+              <w:t xml:space="preserve">8</w:t>
+            </w:r>
+          </w:p>
+        </w:tc>
+        <w:tc>
+          <w:tcPr/>
+          <w:p>
+            <w:pPr>
+              <w:rPr/>
+            </w:pPr>
+            <w:r>
+              <w:rPr>
+                <w:sz w:val="22"/>
+                <w:szCs w:val="22"/>
+                <w:rFonts w:ascii="Calibri" w:hAnsi="Calibri" w:cs="Noto Sans Thai"/>
+              </w:rPr>
+              <w:t xml:space="preserve">แชร์ไฟล์  ให้ทีมใช้ดูเป้ายอดขายรายไตรมาส</w:t>
+            </w:r>
+          </w:p>
+        </w:tc>
+        <w:tc>
+          <w:tcPr/>
+          <w:p>
+            <w:pPr>
+              <w:rPr/>
+            </w:pPr>
+            <w:r>
+              <w:rPr>
+                <w:sz w:val="22"/>
+                <w:szCs w:val="22"/>
+                <w:rFonts w:ascii="Calibri" w:hAnsi="Calibri" w:cs="Noto Sans Thai"/>
+              </w:rPr>
+              <w:t xml:space="preserve">พลอย</w:t>
+            </w:r>
+          </w:p>
+        </w:tc>
+        <w:tc>
+          <w:tcPr/>
+          <w:p>
+            <w:pPr>
+              <w:rPr/>
+            </w:pPr>
+            <w:r>
+              <w:rPr>
+                <w:sz w:val="22"/>
+                <w:szCs w:val="22"/>
+                <w:rFonts w:ascii="Calibri" w:hAnsi="Calibri" w:cs="Noto Sans Thai"/>
+              </w:rPr>
+              <w:t xml:space="preserve">ดำเนินการเสร็จแล้ว (12 สิงหาคม 2026)</w:t>
+            </w:r>
+          </w:p>
+        </w:tc>
+        <w:tc>
+          <w:tcPr/>
+          <w:p>
+            <w:pPr>
+              <w:rPr/>
+            </w:pPr>
+            <w:r>
+              <w:rPr>
+                <w:sz w:val="22"/>
+                <w:szCs w:val="22"/>
+                <w:rFonts w:ascii="Calibri" w:hAnsi="Calibri" w:cs="Noto Sans Thai"/>
+              </w:rPr>
+              <w:t xml:space="preserve">ไฟล์อยู่ในโฟลเดอร์แชร์ของทีมขาย แยกหมวด แก้วเดี่ยว / เหยือกใหญ่ / ชุดจัดเลี้ยง</w:t>
+            </w:r>
+          </w:p>
+        </w:tc>
+      </w:tr>
+      <w:tr>
+        <w:trPr/>
+        <w:tc>
+          <w:tcPr/>
+          <w:p>
+            <w:pPr>
+              <w:rPr/>
+            </w:pPr>
+            <w:r>
+              <w:rPr>
+                <w:sz w:val="22"/>
+                <w:szCs w:val="22"/>
+                <w:rFonts w:ascii="Calibri" w:hAnsi="Calibri" w:cs="Noto Sans Thai"/>
+              </w:rPr>
+              <w:t xml:space="preserve">9</w:t>
+            </w:r>
+          </w:p>
+        </w:tc>
+        <w:tc>
+          <w:tcPr/>
+          <w:p>
+            <w:pPr>
+              <w:rPr/>
+            </w:pPr>
+            <w:r>
+              <w:rPr>
+                <w:sz w:val="22"/>
+                <w:szCs w:val="22"/>
+                <w:rFonts w:ascii="Calibri" w:hAnsi="Calibri" w:cs="Noto Sans Thai"/>
+              </w:rPr>
+              <w:t xml:space="preserve">รายงานความคืบหน้าการแก้ระบบออนไลน์ของฝ่ายไอทีให้ประธานทราบ</w:t>
+            </w:r>
+          </w:p>
+        </w:tc>
+        <w:tc>
+          <w:tcPr/>
+          <w:p>
+            <w:pPr>
+              <w:rPr/>
+            </w:pPr>
+            <w:r>
+              <w:rPr>
+                <w:sz w:val="22"/>
+                <w:szCs w:val="22"/>
+                <w:rFonts w:ascii="Calibri" w:hAnsi="Calibri" w:cs="Noto Sans Thai"/>
+              </w:rPr>
+              <w:t xml:space="preserve">ต้น</w:t>
+            </w:r>
+          </w:p>
+        </w:tc>
+        <w:tc>
+          <w:tcPr/>
+          <w:p>
+            <w:pPr>
+              <w:rPr/>
+            </w:pPr>
+            <w:r>
+              <w:rPr>
+                <w:sz w:val="22"/>
+                <w:szCs w:val="22"/>
+                <w:rFonts w:ascii="Calibri" w:hAnsi="Calibri" w:cs="Noto Sans Thai"/>
+              </w:rPr>
+              <w:t xml:space="preserve">ทุกเย็น ตั้งแต่วันที่ 12 สิงหาคม 2026</w:t>
+            </w:r>
+          </w:p>
+        </w:tc>
+        <w:tc>
+          <w:tcPr/>
+          <w:p>
+            <w:pPr>
+              <w:rPr/>
+            </w:pPr>
+            <w:r>
+              <w:rPr>
+                <w:sz w:val="22"/>
+                <w:szCs w:val="22"/>
+                <w:rFonts w:ascii="Calibri" w:hAnsi="Calibri" w:cs="Noto Sans Thai"/>
+              </w:rPr>
+              <w:t xml:space="preserve">ใช้เป็นหลักฐานยืนยันว่าฝ่ายไอทีส่งงานตรงตามกำหนด</w:t>
+            </w:r>
+          </w:p>
+        </w:tc>
+      </w:tr>
+    </w:tbl>
+    <w:p>
+      <w:pPr>
+        <w:rPr/>
+        <w:pStyle w:val="Heading2"/>
+      </w:pPr>
+      <w:r>
+        <w:rPr>
+          <w:rFonts w:ascii="Calibri" w:hAnsi="Calibri" w:cs="Noto Sans Thai"/>
+        </w:rPr>
+        <w:t xml:space="preserve">ประเด็นค้าง / ความเสี่ยง</w:t>
       </w:r>
     </w:p>
     <w:p>
@@ -104,7 +2857,75 @@
           <w:szCs w:val="22"/>
           <w:rFonts w:ascii="Calibri" w:hAnsi="Calibri" w:cs="Noto Sans Thai"/>
         </w:rPr>
-        <w:t xml:space="preserve">ปัญหา: ระบบสั่งซื้อออนไลน์ล่าช้าช่วงวันหยุด ต้องแจ้งฝ่ายไอที</w:t>
+        <w:t xml:space="preserve">บรรจุภัณฑ์เหยือกอาจไม่เพียงพอ หากออเดอร์เหยือกใหญ่เพิ่มขึ้นอีกประมาณ 20% ตามที่เอกประเมิน ต้องเร่งคุยซัพพลายเออร์ก่อนลูกค้าสั่งจริง</w:t>
+      </w:r>
+    </w:p>
+    <w:p>
+      <w:pPr>
+        <w:rPr/>
+        <w:numPr>
+          <w:numId w:val="1"/>
+          <w:ilvl w:val="0"/>
+        </w:numPr>
+      </w:pPr>
+      <w:r>
+        <w:rPr>
+          <w:sz w:val="22"/>
+          <w:szCs w:val="22"/>
+          <w:rFonts w:ascii="Calibri" w:hAnsi="Calibri" w:cs="Noto Sans Thai"/>
+        </w:rPr>
+        <w:t xml:space="preserve">ความเสี่ยงระบบล่มซ้ำ หากฝ่ายไอทีแก้ไขไม่ทันภายในวันศุกร์ที่ 14 สิงหาคม 2026 ประธานแจ้งว่าจะเชิญหัวหน้าฝ่ายไอทีเข้าร่วมประชุมทีมขายในสัปดาห์ถัดไป</w:t>
+      </w:r>
+    </w:p>
+    <w:p>
+      <w:pPr>
+        <w:rPr/>
+        <w:numPr>
+          <w:numId w:val="1"/>
+          <w:ilvl w:val="0"/>
+        </w:numPr>
+      </w:pPr>
+      <w:r>
+        <w:rPr>
+          <w:sz w:val="22"/>
+          <w:szCs w:val="22"/>
+          <w:rFonts w:ascii="Calibri" w:hAnsi="Calibri" w:cs="Noto Sans Thai"/>
+        </w:rPr>
+        <w:t xml:space="preserve">วินัยการกรอกข้อมูล หากมีผู้กรอกสเปรดชีตกลางล่าช้าอีก จะกระทบการตัดสต็อกวัตถุดิบและการสั่งซื้อของฝ่ายจัดซื้อในสัปดาห์ถัดไป</w:t>
+      </w:r>
+    </w:p>
+    <w:p>
+      <w:pPr>
+        <w:rPr/>
+        <w:numPr>
+          <w:numId w:val="1"/>
+          <w:ilvl w:val="0"/>
+        </w:numPr>
+      </w:pPr>
+      <w:r>
+        <w:rPr>
+          <w:sz w:val="22"/>
+          <w:szCs w:val="22"/>
+          <w:rFonts w:ascii="Calibri" w:hAnsi="Calibri" w:cs="Noto Sans Thai"/>
+        </w:rPr>
+        <w:t xml:space="preserve">บูธออกร้านที่ศูนย์การค้า ยังไม่ยืนยันจำนวนคนที่ทีมขายจะส่งไปช่วย รอข้อสรุปจากการหารือกับฝ่ายการตลาดช่วงบ่าย</w:t>
+      </w:r>
+    </w:p>
+    <w:p>
+      <w:pPr>
+        <w:rPr/>
+        <w:numPr>
+          <w:numId w:val="1"/>
+          <w:ilvl w:val="0"/>
+        </w:numPr>
+      </w:pPr>
+      <w:r>
+        <w:rPr>
+          <w:sz w:val="22"/>
+          <w:szCs w:val="22"/>
+          <w:rFonts w:ascii="Calibri" w:hAnsi="Calibri" w:cs="Noto Sans Thai"/>
+        </w:rPr>
+        <w:t xml:space="preserve">การขยายโปรโมชัน ต้องติดตามมาร์จิ้นรวมให้อยู่ที่ระดับประมาณ 62% หากต่ำกว่านี้ต้องทบทวนเงื่อนไขก่อนขยายรอบถัดไป</w:t>
       </w:r>
     </w:p>
     <w:p>
@@ -116,7 +2937,7 @@
         <w:rPr>
           <w:rFonts w:ascii="Calibri" w:hAnsi="Calibri" w:cs="Noto Sans Thai"/>
         </w:rPr>
-        <w:t xml:space="preserve">สิ่งที่ต้องดำเนินการ</w:t>
+        <w:t xml:space="preserve">มติที่ประชุม</w:t>
       </w:r>
     </w:p>
     <w:p>
@@ -133,7 +2954,7 @@
           <w:szCs w:val="22"/>
           <w:rFonts w:ascii="Calibri" w:hAnsi="Calibri" w:cs="Noto Sans Thai"/>
         </w:rPr>
-        <w:t xml:space="preserve">ฝ่ายไอทีแก้ระบบสั่งซื้อภายในวันศุกร์</w:t>
+        <w:t xml:space="preserve">รับทราบยอดขายสัปดาห์ 3–9 สิงหาคม 2026 เท่ากับ 429,790 บาท เกินเป้าหมายรายสัปดาห์ 400,000 บาท คิดเป็นยอดเกินเป้าประมาณ 29,790 บาท หรือประมาณ 7.4%</w:t>
       </w:r>
     </w:p>
     <w:p>
@@ -150,7 +2971,7 @@
           <w:szCs w:val="22"/>
           <w:rFonts w:ascii="Calibri" w:hAnsi="Calibri" w:cs="Noto Sans Thai"/>
         </w:rPr>
-        <w:t xml:space="preserve">สาวีจัดทำโฆษณาโปรโมชันใหม่ภายในวันจันทร์</w:t>
+        <w:t xml:space="preserve">ขยายโปรโมชัน “ซื้อ 5 แถม 1” อีก 2 สัปดาห์ เป็นมติเอกฉันท์จากผู้เข้าร่วมทั้ง 6 คน โดยกำหนดให้สาวีจัดทำและอัปเดตสื่อทั้งหมดให้แล้วเสร็จภายในวันจันทร์ที่ 17 สิงหาคม 2026</w:t>
       </w:r>
     </w:p>
     <w:p>
@@ -167,7 +2988,75 @@
           <w:szCs w:val="22"/>
           <w:rFonts w:ascii="Calibri" w:hAnsi="Calibri" w:cs="Noto Sans Thai"/>
         </w:rPr>
-        <w:t xml:space="preserve">ทุกคนรายงานยอดขายรายวันผ่านสเปรดชีตกลาง</w:t>
+        <w:t xml:space="preserve">กำหนดเพดานส่วนลดสำหรับคำสั่งซื้อปริมาณมาก ออเดอร์เกิน 100 เหยือกถือเป็น Large Volume Order เสนอราคาพิเศษได้ไม่เกิน 8% จากราคาปกติ และต้องให้ประธานอนุมัติเป็นกรณีพิเศษ</w:t>
+      </w:r>
+    </w:p>
+    <w:p>
+      <w:pPr>
+        <w:rPr/>
+        <w:numPr>
+          <w:numId w:val="2"/>
+          <w:ilvl w:val="0"/>
+        </w:numPr>
+      </w:pPr>
+      <w:r>
+        <w:rPr>
+          <w:sz w:val="22"/>
+          <w:szCs w:val="22"/>
+          <w:rFonts w:ascii="Calibri" w:hAnsi="Calibri" w:cs="Noto Sans Thai"/>
+        </w:rPr>
+        <w:t xml:space="preserve">กำหนดกฎการรายงานยอดขายรายวัน ทุกคนในทีมขายต้องกรอกข้อมูลลงสเปรดชีตกลางก่อนเวลา 17:30 น. ของทุกวัน ห้ามดองไว้กรอกวันถัดไป</w:t>
+      </w:r>
+    </w:p>
+    <w:p>
+      <w:pPr>
+        <w:rPr/>
+        <w:numPr>
+          <w:numId w:val="2"/>
+          <w:ilvl w:val="0"/>
+        </w:numPr>
+      </w:pPr>
+      <w:r>
+        <w:rPr>
+          <w:sz w:val="22"/>
+          <w:szCs w:val="22"/>
+          <w:rFonts w:ascii="Calibri" w:hAnsi="Calibri" w:cs="Noto Sans Thai"/>
+        </w:rPr>
+        <w:t xml:space="preserve">เร่งแก้ไขระบบสั่งซื้อออนไลน์ ให้แล้วเสร็จภายในวันศุกร์ที่ 14 สิงหาคม 2026 โดยต้นเป็นผู้ประสานงานและรายงานความคืบหน้าให้ประธานทราบทุกเย็น</w:t>
+      </w:r>
+    </w:p>
+    <w:p>
+      <w:pPr>
+        <w:rPr/>
+        <w:numPr>
+          <w:numId w:val="2"/>
+          <w:ilvl w:val="0"/>
+        </w:numPr>
+      </w:pPr>
+      <w:r>
+        <w:rPr>
+          <w:sz w:val="22"/>
+          <w:szCs w:val="22"/>
+          <w:rFonts w:ascii="Calibri" w:hAnsi="Calibri" w:cs="Noto Sans Thai"/>
+        </w:rPr>
+        <w:t xml:space="preserve">มอบหมายให้เอก ส่งยอดคาดการณ์ยอดสั่งซื้อเหยือกใหญ่ของลูกค้ารายใหม่ทั้ง 3 รายให้ต้นภายในเย็นวันที่ 12 สิงหาคม 2026 เพื่อให้เปิดใบสั่งซื้อบรรจุภัณฑ์เพิ่มได้ทัน</w:t>
+      </w:r>
+    </w:p>
+    <w:p>
+      <w:pPr>
+        <w:rPr/>
+        <w:numPr>
+          <w:numId w:val="2"/>
+          <w:ilvl w:val="0"/>
+        </w:numPr>
+      </w:pPr>
+      <w:r>
+        <w:rPr>
+          <w:sz w:val="22"/>
+          <w:szCs w:val="22"/>
+          <w:rFonts w:ascii="Calibri" w:hAnsi="Calibri" w:cs="Noto Sans Thai"/>
+        </w:rPr>
+        <w:t xml:space="preserve">มอบหมายให้ประธาน สรุปแนวทางสนับสนุนบูธออกร้านกับฝ่ายการตลาดช่วงบ่ายวันที่ 12 สิงหาคม 2026 แล้วแจ้งรายละเอียดใน Line Group ของทีม</w:t>
       </w:r>
     </w:p>
     <w:p>
@@ -179,46 +3068,324 @@
         <w:rPr>
           <w:rFonts w:ascii="Calibri" w:hAnsi="Calibri" w:cs="Noto Sans Thai"/>
         </w:rPr>
-        <w:t xml:space="preserve">ข้อมูลอ้างอิง</w:t>
-      </w:r>
-    </w:p>
-    <w:p>
-      <w:pPr>
-        <w:rPr/>
-      </w:pPr>
-      <w:r>
-        <w:rPr>
-          <w:sz w:val="22"/>
-          <w:szCs w:val="22"/>
-          <w:rFonts w:ascii="Calibri" w:hAnsi="Calibri" w:cs="Noto Sans Thai"/>
-        </w:rPr>
-        <w:t xml:space="preserve">ตารางยอดขายรายเดือนอยู่ในไฟล์ </w:t>
-      </w:r>
-    </w:p>
-    <w:p>
-      <w:pPr>
-        <w:rPr/>
-      </w:pPr>
-      <w:r>
-        <w:rPr>
-          <w:sz w:val="22"/>
-          <w:szCs w:val="22"/>
-          <w:rFonts w:ascii="Consolas" w:hAnsi="Consolas" w:cs="Noto Sans Thai"/>
-        </w:rPr>
-        <w:t xml:space="preserve">monthly-sales.csv</w:t>
-      </w:r>
-    </w:p>
-    <w:p>
-      <w:pPr>
-        <w:rPr/>
-      </w:pPr>
-      <w:r>
-        <w:rPr>
-          <w:sz w:val="22"/>
-          <w:szCs w:val="22"/>
-          <w:rFonts w:ascii="Calibri" w:hAnsi="Calibri" w:cs="Noto Sans Thai"/>
-        </w:rPr>
-        <w:t xml:space="preserve"> ที่แนบในตัวอย่าง</w:t>
+        <w:t xml:space="preserve">การประชุมครั้งถัดไป</w:t>
+      </w:r>
+    </w:p>
+    <w:p>
+      <w:pPr>
+        <w:rPr/>
+        <w:numPr>
+          <w:numId w:val="1"/>
+          <w:ilvl w:val="0"/>
+        </w:numPr>
+      </w:pPr>
+      <w:r>
+        <w:rPr>
+          <w:sz w:val="22"/>
+          <w:szCs w:val="22"/>
+          <w:rFonts w:ascii="Calibri" w:hAnsi="Calibri" w:cs="Noto Sans Thai"/>
+        </w:rPr>
+        <w:t xml:space="preserve">วันประชุม: วันพุธที่ 19 สิงหาคม 2026</w:t>
+      </w:r>
+    </w:p>
+    <w:p>
+      <w:pPr>
+        <w:rPr/>
+        <w:numPr>
+          <w:numId w:val="1"/>
+          <w:ilvl w:val="0"/>
+        </w:numPr>
+      </w:pPr>
+      <w:r>
+        <w:rPr>
+          <w:sz w:val="22"/>
+          <w:szCs w:val="22"/>
+          <w:rFonts w:ascii="Calibri" w:hAnsi="Calibri" w:cs="Noto Sans Thai"/>
+        </w:rPr>
+        <w:t xml:space="preserve">เวลา: 09:00 น.</w:t>
+      </w:r>
+    </w:p>
+    <w:p>
+      <w:pPr>
+        <w:rPr/>
+        <w:numPr>
+          <w:numId w:val="1"/>
+          <w:ilvl w:val="0"/>
+        </w:numPr>
+      </w:pPr>
+      <w:r>
+        <w:rPr>
+          <w:sz w:val="22"/>
+          <w:szCs w:val="22"/>
+          <w:rFonts w:ascii="Calibri" w:hAnsi="Calibri" w:cs="Noto Sans Thai"/>
+        </w:rPr>
+        <w:t xml:space="preserve">สถานที่: ห้องประชุมทีมขาย ชั้น 4 อาคารสำนักงานใหญ่</w:t>
+      </w:r>
+    </w:p>
+    <w:p>
+      <w:pPr>
+        <w:rPr/>
+        <w:numPr>
+          <w:numId w:val="1"/>
+          <w:ilvl w:val="0"/>
+        </w:numPr>
+      </w:pPr>
+      <w:r>
+        <w:rPr>
+          <w:sz w:val="22"/>
+          <w:szCs w:val="22"/>
+          <w:rFonts w:ascii="Calibri" w:hAnsi="Calibri" w:cs="Noto Sans Thai"/>
+        </w:rPr>
+        <w:t xml:space="preserve">วาระที่คาดว่าจะพิจารณา: ผลการแก้ไขระบบสั่งซื้อออนไลน์, ผลของโปรโมชันที่ขยายเวลา, ความคืบหน้าการสั่งซื้อบรรจุภัณฑ์จากซัพพลายเออร์, สรุปยอดขายสัปดาห์ 10–16 สิงหาคม 2026</w:t>
+      </w:r>
+    </w:p>
+    <w:p>
+      <w:pPr>
+        <w:rPr/>
+        <w:pStyle w:val="Heading2"/>
+      </w:pPr>
+      <w:r>
+        <w:rPr>
+          <w:rFonts w:ascii="Calibri" w:hAnsi="Calibri" w:cs="Noto Sans Thai"/>
+        </w:rPr>
+        <w:t xml:space="preserve">ช่องลงนาม</w:t>
+      </w:r>
+    </w:p>
+    <w:tbl>
+      <w:tblPr>
+        <w:tblW w:w="0" w:type="auto"/>
+        <w:jc w:val="left"/>
+        <w:tblBorders>
+          <w:top w:val="single" w:sz="2" w:space="0" w:color="000000"/>
+          <w:left w:val="single" w:sz="2" w:space="0" w:color="000000"/>
+          <w:bottom w:val="single" w:sz="2" w:space="0" w:color="000000"/>
+          <w:right w:val="single" w:sz="2" w:space="0" w:color="000000"/>
+          <w:insideH w:val="single" w:sz="2" w:space="0" w:color="000000"/>
+          <w:insideV w:val="single" w:sz="2" w:space="0" w:color="000000"/>
+        </w:tblBorders>
+      </w:tblPr>
+      <w:tblGrid/>
+      <w:tr>
+        <w:trPr/>
+        <w:tc>
+          <w:tcPr/>
+          <w:p>
+            <w:pPr>
+              <w:rPr/>
+            </w:pPr>
+            <w:r>
+              <w:rPr>
+                <w:sz w:val="22"/>
+                <w:szCs w:val="22"/>
+                <w:b/>
+                <w:bCs/>
+                <w:rFonts w:ascii="Calibri" w:hAnsi="Calibri" w:cs="Noto Sans Thai"/>
+              </w:rPr>
+              <w:t xml:space="preserve">บทบาท</w:t>
+            </w:r>
+          </w:p>
+        </w:tc>
+        <w:tc>
+          <w:tcPr/>
+          <w:p>
+            <w:pPr>
+              <w:rPr/>
+            </w:pPr>
+            <w:r>
+              <w:rPr>
+                <w:sz w:val="22"/>
+                <w:szCs w:val="22"/>
+                <w:b/>
+                <w:bCs/>
+                <w:rFonts w:ascii="Calibri" w:hAnsi="Calibri" w:cs="Noto Sans Thai"/>
+              </w:rPr>
+              <w:t xml:space="preserve">ชื่อ</w:t>
+            </w:r>
+          </w:p>
+        </w:tc>
+        <w:tc>
+          <w:tcPr/>
+          <w:p>
+            <w:pPr>
+              <w:rPr/>
+            </w:pPr>
+            <w:r>
+              <w:rPr>
+                <w:sz w:val="22"/>
+                <w:szCs w:val="22"/>
+                <w:b/>
+                <w:bCs/>
+                <w:rFonts w:ascii="Calibri" w:hAnsi="Calibri" w:cs="Noto Sans Thai"/>
+              </w:rPr>
+              <w:t xml:space="preserve">ลายมือชื่อ</w:t>
+            </w:r>
+          </w:p>
+        </w:tc>
+        <w:tc>
+          <w:tcPr/>
+          <w:p>
+            <w:pPr>
+              <w:rPr/>
+            </w:pPr>
+            <w:r>
+              <w:rPr>
+                <w:sz w:val="22"/>
+                <w:szCs w:val="22"/>
+                <w:b/>
+                <w:bCs/>
+                <w:rFonts w:ascii="Calibri" w:hAnsi="Calibri" w:cs="Noto Sans Thai"/>
+              </w:rPr>
+              <w:t xml:space="preserve">วันที่</w:t>
+            </w:r>
+          </w:p>
+        </w:tc>
+      </w:tr>
+      <w:tr>
+        <w:trPr/>
+        <w:tc>
+          <w:tcPr/>
+          <w:p>
+            <w:pPr>
+              <w:rPr/>
+            </w:pPr>
+            <w:r>
+              <w:rPr>
+                <w:sz w:val="22"/>
+                <w:szCs w:val="22"/>
+                <w:rFonts w:ascii="Calibri" w:hAnsi="Calibri" w:cs="Noto Sans Thai"/>
+              </w:rPr>
+              <w:t xml:space="preserve">ผู้จดบันทึก</w:t>
+            </w:r>
+          </w:p>
+        </w:tc>
+        <w:tc>
+          <w:tcPr/>
+          <w:p>
+            <w:pPr>
+              <w:rPr/>
+            </w:pPr>
+            <w:r>
+              <w:rPr>
+                <w:sz w:val="22"/>
+                <w:szCs w:val="22"/>
+                <w:rFonts w:ascii="Calibri" w:hAnsi="Calibri" w:cs="Noto Sans Thai"/>
+              </w:rPr>
+              <w:t xml:space="preserve">ต้น (Sales Operation)</w:t>
+            </w:r>
+          </w:p>
+        </w:tc>
+        <w:tc>
+          <w:tcPr/>
+          <w:p>
+            <w:pPr>
+              <w:rPr/>
+            </w:pPr>
+            <w:r>
+              <w:rPr>
+                <w:sz w:val="22"/>
+                <w:szCs w:val="22"/>
+                <w:rFonts w:ascii="Calibri" w:hAnsi="Calibri" w:cs="Noto Sans Thai"/>
+              </w:rPr>
+              <w:t xml:space="preserve">________________</w:t>
+            </w:r>
+          </w:p>
+        </w:tc>
+        <w:tc>
+          <w:tcPr/>
+          <w:p>
+            <w:pPr>
+              <w:rPr/>
+            </w:pPr>
+            <w:r>
+              <w:rPr>
+                <w:sz w:val="22"/>
+                <w:szCs w:val="22"/>
+                <w:rFonts w:ascii="Calibri" w:hAnsi="Calibri" w:cs="Noto Sans Thai"/>
+              </w:rPr>
+              <w:t xml:space="preserve">12 สิงหาคม 2026</w:t>
+            </w:r>
+          </w:p>
+        </w:tc>
+      </w:tr>
+      <w:tr>
+        <w:trPr/>
+        <w:tc>
+          <w:tcPr/>
+          <w:p>
+            <w:pPr>
+              <w:rPr/>
+            </w:pPr>
+            <w:r>
+              <w:rPr>
+                <w:sz w:val="22"/>
+                <w:szCs w:val="22"/>
+                <w:rFonts w:ascii="Calibri" w:hAnsi="Calibri" w:cs="Noto Sans Thai"/>
+              </w:rPr>
+              <w:t xml:space="preserve">ผู้ตรวจสอบ</w:t>
+            </w:r>
+          </w:p>
+        </w:tc>
+        <w:tc>
+          <w:tcPr/>
+          <w:p>
+            <w:pPr>
+              <w:rPr/>
+            </w:pPr>
+            <w:r>
+              <w:rPr>
+                <w:sz w:val="22"/>
+                <w:szCs w:val="22"/>
+                <w:rFonts w:ascii="Calibri" w:hAnsi="Calibri" w:cs="Noto Sans Thai"/>
+              </w:rPr>
+              <w:t xml:space="preserve">สมชาย (หัวหน้าทีมขาย)</w:t>
+            </w:r>
+          </w:p>
+        </w:tc>
+        <w:tc>
+          <w:tcPr/>
+          <w:p>
+            <w:pPr>
+              <w:rPr/>
+            </w:pPr>
+            <w:r>
+              <w:rPr>
+                <w:sz w:val="22"/>
+                <w:szCs w:val="22"/>
+                <w:rFonts w:ascii="Calibri" w:hAnsi="Calibri" w:cs="Noto Sans Thai"/>
+              </w:rPr>
+              <w:t xml:space="preserve">________________</w:t>
+            </w:r>
+          </w:p>
+        </w:tc>
+        <w:tc>
+          <w:tcPr/>
+          <w:p>
+            <w:pPr>
+              <w:rPr/>
+            </w:pPr>
+            <w:r>
+              <w:rPr>
+                <w:sz w:val="22"/>
+                <w:szCs w:val="22"/>
+                <w:rFonts w:ascii="Calibri" w:hAnsi="Calibri" w:cs="Noto Sans Thai"/>
+              </w:rPr>
+              <w:t xml:space="preserve">12 สิงหาคม 2026</w:t>
+            </w:r>
+          </w:p>
+        </w:tc>
+      </w:tr>
+    </w:tbl>
+    <w:p>
+      <w:pPr>
+        <w:rPr/>
+      </w:pPr>
+      <w:r>
+        <w:rPr>
+          <w:sz w:val="22"/>
+          <w:szCs w:val="22"/>
+          <w:rFonts w:ascii="Calibri" w:hAnsi="Calibri" w:cs="Noto Sans Thai"/>
+        </w:rPr>
+        <w:t xml:space="preserve">(ตัวอย่างเพื่อการฝึกอบรม) เอกสารนี้จัดทำขึ้นเพื่อใช้เป็นไฟล์ตัวอย่างในหลักสูตรเท่านั้น ชื่อบุคคล ตัวเลข และเหตุการณ์ทั้งหมดเป็นข้อมูลสมมติ ไม่ได้อ้างอิงถึงบุคคลหรือองค์กรจริง</w:t>
       </w:r>
     </w:p>
     <w:sectPr>
